--- a/docs/Work4U_מדריך_למשתמש (1).docx
+++ b/docs/Work4U_מדריך_למשתמש (1).docx
@@ -22,162 +22,29 @@
         <w:bidi/>
         <w:jc w:val="center"/>
         <w:rPr>
-          <w:rFonts w:hint="cs"/>
           <w:lang w:bidi="he-IL"/>
         </w:rPr>
       </w:pPr>
-      <w:proofErr w:type="spellStart"/>
       <w:r>
         <w:rPr>
           <w:color w:val="5A5A5A"/>
           <w:sz w:val="26"/>
           <w:rtl/>
         </w:rPr>
-        <w:t>מדריך</w:t>
-      </w:r>
-      <w:proofErr w:type="spellEnd"/>
-      <w:r>
-        <w:rPr>
-          <w:color w:val="5A5A5A"/>
-          <w:sz w:val="26"/>
-          <w:rtl/>
-        </w:rPr>
-        <w:t xml:space="preserve"> </w:t>
-      </w:r>
-      <w:proofErr w:type="spellStart"/>
-      <w:r>
-        <w:rPr>
-          <w:color w:val="5A5A5A"/>
-          <w:sz w:val="26"/>
-          <w:rtl/>
-        </w:rPr>
-        <w:t>שימוש</w:t>
-      </w:r>
-      <w:proofErr w:type="spellEnd"/>
-      <w:r>
-        <w:rPr>
-          <w:color w:val="5A5A5A"/>
-          <w:sz w:val="26"/>
-          <w:rtl/>
-        </w:rPr>
-        <w:t xml:space="preserve"> </w:t>
-      </w:r>
-      <w:proofErr w:type="spellStart"/>
-      <w:r>
-        <w:rPr>
-          <w:color w:val="5A5A5A"/>
-          <w:sz w:val="26"/>
-          <w:rtl/>
-        </w:rPr>
-        <w:t>למשתמשים</w:t>
-      </w:r>
-      <w:proofErr w:type="spellEnd"/>
-      <w:r>
-        <w:rPr>
-          <w:color w:val="5A5A5A"/>
-          <w:sz w:val="26"/>
-          <w:rtl/>
-        </w:rPr>
-        <w:t xml:space="preserve"> </w:t>
-      </w:r>
-    </w:p>
-    <w:p>
-      <w:pPr>
-        <w:bidi/>
-        <w:spacing w:after="0"/>
-      </w:pPr>
-      <w:proofErr w:type="spellStart"/>
-      <w:r>
-        <w:rPr>
-          <w:rtl/>
-        </w:rPr>
-        <w:t>ברוכים</w:t>
-      </w:r>
-      <w:proofErr w:type="spellEnd"/>
-      <w:r>
-        <w:rPr>
-          <w:rtl/>
-        </w:rPr>
-        <w:t xml:space="preserve"> </w:t>
-      </w:r>
-      <w:proofErr w:type="spellStart"/>
-      <w:r>
-        <w:rPr>
-          <w:rtl/>
-        </w:rPr>
-        <w:t>הבאים</w:t>
-      </w:r>
-      <w:proofErr w:type="spellEnd"/>
-      <w:r>
-        <w:rPr>
-          <w:rtl/>
-        </w:rPr>
-        <w:t xml:space="preserve"> ל-Work4U, </w:t>
-      </w:r>
-      <w:proofErr w:type="spellStart"/>
-      <w:r>
-        <w:rPr>
-          <w:rtl/>
-        </w:rPr>
-        <w:t>אפליקציה</w:t>
-      </w:r>
-      <w:proofErr w:type="spellEnd"/>
-      <w:r>
-        <w:rPr>
-          <w:rtl/>
-        </w:rPr>
-        <w:t xml:space="preserve"> </w:t>
-      </w:r>
-      <w:proofErr w:type="spellStart"/>
-      <w:r>
-        <w:rPr>
-          <w:rtl/>
-        </w:rPr>
-        <w:t>למציאת</w:t>
-      </w:r>
-      <w:proofErr w:type="spellEnd"/>
-      <w:r>
-        <w:rPr>
-          <w:rtl/>
-        </w:rPr>
-        <w:t xml:space="preserve"> </w:t>
-      </w:r>
-      <w:proofErr w:type="spellStart"/>
-      <w:r>
-        <w:rPr>
-          <w:rtl/>
-        </w:rPr>
-        <w:t>מקום</w:t>
-      </w:r>
-      <w:proofErr w:type="spellEnd"/>
-      <w:r>
-        <w:rPr>
-          <w:rtl/>
-        </w:rPr>
-        <w:t xml:space="preserve"> </w:t>
-      </w:r>
-      <w:proofErr w:type="spellStart"/>
-      <w:r>
-        <w:rPr>
-          <w:rtl/>
-        </w:rPr>
-        <w:t>עבודה</w:t>
-      </w:r>
-      <w:proofErr w:type="spellEnd"/>
-      <w:r>
-        <w:rPr>
-          <w:rtl/>
-        </w:rPr>
-        <w:t xml:space="preserve"> </w:t>
-      </w:r>
-      <w:proofErr w:type="spellStart"/>
-      <w:r>
-        <w:rPr>
-          <w:rtl/>
-        </w:rPr>
-        <w:t>מתאים</w:t>
-      </w:r>
-      <w:proofErr w:type="spellEnd"/>
+        <w:t xml:space="preserve">מדריך שימוש למשתמשים </w:t>
+      </w:r>
+    </w:p>
+    <w:p>
+      <w:pPr>
+        <w:bidi/>
+        <w:spacing w:after="0"/>
+      </w:pPr>
+      <w:r>
+        <w:rPr>
+          <w:rtl/>
+        </w:rPr>
+        <w:t>ברוכים הבאים ל-Work4U, אפליקציה למציאת מקום עבודה מתאים</w:t>
+      </w:r>
       <w:r>
         <w:rPr>
           <w:rtl/>
@@ -335,31 +202,13 @@
         <w:pStyle w:val="21"/>
         <w:bidi/>
       </w:pPr>
-      <w:proofErr w:type="spellStart"/>
       <w:r>
         <w:rPr>
           <w:rFonts w:ascii="Arial" w:eastAsia="Arial" w:hAnsi="Arial" w:cs="Arial"/>
           <w:rtl/>
         </w:rPr>
-        <w:t>סוגי</w:t>
-      </w:r>
-      <w:proofErr w:type="spellEnd"/>
-      <w:r>
-        <w:rPr>
-          <w:rFonts w:ascii="Arial" w:eastAsia="Arial" w:hAnsi="Arial" w:cs="Arial"/>
-          <w:rtl/>
-        </w:rPr>
-        <w:t xml:space="preserve"> </w:t>
-      </w:r>
-      <w:proofErr w:type="spellStart"/>
-      <w:r>
-        <w:rPr>
-          <w:rFonts w:ascii="Arial" w:eastAsia="Arial" w:hAnsi="Arial" w:cs="Arial"/>
-          <w:rtl/>
-        </w:rPr>
-        <w:t>משתמשים</w:t>
-      </w:r>
-      <w:proofErr w:type="spellEnd"/>
+        <w:t>סוגי משתמשים</w:t>
+      </w:r>
     </w:p>
     <w:p>
       <w:pPr>
@@ -402,63 +251,13 @@
                 <w:rtl/>
               </w:rPr>
             </w:pPr>
-            <w:proofErr w:type="spellStart"/>
             <w:r>
               <w:rPr>
                 <w:b/>
                 <w:rtl/>
               </w:rPr>
-              <w:t>מה</w:t>
+              <w:t>מה הוא יכול לעשות</w:t>
             </w:r>
-            <w:proofErr w:type="spellEnd"/>
-            <w:r>
-              <w:rPr>
-                <w:b/>
-                <w:rtl/>
-              </w:rPr>
-              <w:t xml:space="preserve"> </w:t>
-            </w:r>
-            <w:proofErr w:type="spellStart"/>
-            <w:r>
-              <w:rPr>
-                <w:b/>
-                <w:rtl/>
-              </w:rPr>
-              <w:t>הוא</w:t>
-            </w:r>
-            <w:proofErr w:type="spellEnd"/>
-            <w:r>
-              <w:rPr>
-                <w:b/>
-                <w:rtl/>
-              </w:rPr>
-              <w:t xml:space="preserve"> </w:t>
-            </w:r>
-            <w:proofErr w:type="spellStart"/>
-            <w:r>
-              <w:rPr>
-                <w:b/>
-                <w:rtl/>
-              </w:rPr>
-              <w:t>יכול</w:t>
-            </w:r>
-            <w:proofErr w:type="spellEnd"/>
-            <w:r>
-              <w:rPr>
-                <w:b/>
-                <w:rtl/>
-              </w:rPr>
-              <w:t xml:space="preserve"> </w:t>
-            </w:r>
-            <w:proofErr w:type="spellStart"/>
-            <w:r>
-              <w:rPr>
-                <w:b/>
-                <w:rtl/>
-              </w:rPr>
-              <w:t>לעשות</w:t>
-            </w:r>
-            <w:proofErr w:type="spellEnd"/>
           </w:p>
         </w:tc>
         <w:tc>
@@ -471,31 +270,13 @@
             <w:pPr>
               <w:bidi/>
             </w:pPr>
-            <w:proofErr w:type="spellStart"/>
             <w:r>
               <w:rPr>
                 <w:b/>
                 <w:rtl/>
               </w:rPr>
-              <w:t>סוג</w:t>
+              <w:t>סוג משתמש</w:t>
             </w:r>
-            <w:proofErr w:type="spellEnd"/>
-            <w:r>
-              <w:rPr>
-                <w:b/>
-                <w:rtl/>
-              </w:rPr>
-              <w:t xml:space="preserve"> </w:t>
-            </w:r>
-            <w:proofErr w:type="spellStart"/>
-            <w:r>
-              <w:rPr>
-                <w:b/>
-                <w:rtl/>
-              </w:rPr>
-              <w:t>משתמש</w:t>
-            </w:r>
-            <w:proofErr w:type="spellEnd"/>
           </w:p>
         </w:tc>
       </w:tr>
@@ -515,168 +296,12 @@
                 <w:rtl/>
               </w:rPr>
             </w:pPr>
-            <w:proofErr w:type="spellStart"/>
             <w:r>
               <w:rPr>
                 <w:rtl/>
               </w:rPr>
-              <w:t>לחפש</w:t>
+              <w:t>לחפש מקומות, לשמור העדפות, לצפות בפרטים, לשלוח דירוגים ולנהל את הפרופיל האישי</w:t>
             </w:r>
-            <w:proofErr w:type="spellEnd"/>
-            <w:r>
-              <w:rPr>
-                <w:rtl/>
-              </w:rPr>
-              <w:t xml:space="preserve"> </w:t>
-            </w:r>
-            <w:proofErr w:type="spellStart"/>
-            <w:r>
-              <w:rPr>
-                <w:rtl/>
-              </w:rPr>
-              <w:t>מקומות</w:t>
-            </w:r>
-            <w:proofErr w:type="spellEnd"/>
-            <w:r>
-              <w:rPr>
-                <w:rtl/>
-              </w:rPr>
-              <w:t xml:space="preserve">, </w:t>
-            </w:r>
-            <w:proofErr w:type="spellStart"/>
-            <w:r>
-              <w:rPr>
-                <w:rtl/>
-              </w:rPr>
-              <w:t>לשמור</w:t>
-            </w:r>
-            <w:proofErr w:type="spellEnd"/>
-            <w:r>
-              <w:rPr>
-                <w:rtl/>
-              </w:rPr>
-              <w:t xml:space="preserve"> </w:t>
-            </w:r>
-            <w:proofErr w:type="spellStart"/>
-            <w:r>
-              <w:rPr>
-                <w:rtl/>
-              </w:rPr>
-              <w:t>העדפות</w:t>
-            </w:r>
-            <w:proofErr w:type="spellEnd"/>
-            <w:r>
-              <w:rPr>
-                <w:rtl/>
-              </w:rPr>
-              <w:t xml:space="preserve">, </w:t>
-            </w:r>
-            <w:proofErr w:type="spellStart"/>
-            <w:r>
-              <w:rPr>
-                <w:rtl/>
-              </w:rPr>
-              <w:t>לצפות</w:t>
-            </w:r>
-            <w:proofErr w:type="spellEnd"/>
-            <w:r>
-              <w:rPr>
-                <w:rtl/>
-              </w:rPr>
-              <w:t xml:space="preserve"> </w:t>
-            </w:r>
-            <w:proofErr w:type="spellStart"/>
-            <w:r>
-              <w:rPr>
-                <w:rtl/>
-              </w:rPr>
-              <w:t>בפרטים</w:t>
-            </w:r>
-            <w:proofErr w:type="spellEnd"/>
-            <w:r>
-              <w:rPr>
-                <w:rtl/>
-              </w:rPr>
-              <w:t xml:space="preserve">, </w:t>
-            </w:r>
-            <w:proofErr w:type="spellStart"/>
-            <w:r>
-              <w:rPr>
-                <w:rtl/>
-              </w:rPr>
-              <w:t>לשלוח</w:t>
-            </w:r>
-            <w:proofErr w:type="spellEnd"/>
-            <w:r>
-              <w:rPr>
-                <w:rtl/>
-              </w:rPr>
-              <w:t xml:space="preserve"> </w:t>
-            </w:r>
-            <w:proofErr w:type="spellStart"/>
-            <w:r>
-              <w:rPr>
-                <w:rtl/>
-              </w:rPr>
-              <w:t>דירוגים</w:t>
-            </w:r>
-            <w:proofErr w:type="spellEnd"/>
-            <w:r>
-              <w:rPr>
-                <w:rtl/>
-              </w:rPr>
-              <w:t xml:space="preserve"> </w:t>
-            </w:r>
-            <w:proofErr w:type="spellStart"/>
-            <w:r>
-              <w:rPr>
-                <w:rtl/>
-              </w:rPr>
-              <w:t>ולנהל</w:t>
-            </w:r>
-            <w:proofErr w:type="spellEnd"/>
-            <w:r>
-              <w:rPr>
-                <w:rtl/>
-              </w:rPr>
-              <w:t xml:space="preserve"> </w:t>
-            </w:r>
-            <w:proofErr w:type="spellStart"/>
-            <w:r>
-              <w:rPr>
-                <w:rtl/>
-              </w:rPr>
-              <w:t>את</w:t>
-            </w:r>
-            <w:proofErr w:type="spellEnd"/>
-            <w:r>
-              <w:rPr>
-                <w:rtl/>
-              </w:rPr>
-              <w:t xml:space="preserve"> </w:t>
-            </w:r>
-            <w:proofErr w:type="spellStart"/>
-            <w:r>
-              <w:rPr>
-                <w:rtl/>
-              </w:rPr>
-              <w:t>הפרופיל</w:t>
-            </w:r>
-            <w:proofErr w:type="spellEnd"/>
-            <w:r>
-              <w:rPr>
-                <w:rtl/>
-              </w:rPr>
-              <w:t xml:space="preserve"> </w:t>
-            </w:r>
-            <w:proofErr w:type="spellStart"/>
-            <w:r>
-              <w:rPr>
-                <w:rtl/>
-              </w:rPr>
-              <w:t>האישי</w:t>
-            </w:r>
-            <w:proofErr w:type="spellEnd"/>
           </w:p>
         </w:tc>
         <w:tc>
@@ -688,28 +313,12 @@
             <w:pPr>
               <w:bidi/>
             </w:pPr>
-            <w:proofErr w:type="spellStart"/>
             <w:r>
               <w:rPr>
                 <w:rtl/>
               </w:rPr>
-              <w:t>משתמש</w:t>
+              <w:t>משתמש רגיל</w:t>
             </w:r>
-            <w:proofErr w:type="spellEnd"/>
-            <w:r>
-              <w:rPr>
-                <w:rtl/>
-              </w:rPr>
-              <w:t xml:space="preserve"> </w:t>
-            </w:r>
-            <w:proofErr w:type="spellStart"/>
-            <w:r>
-              <w:rPr>
-                <w:rtl/>
-              </w:rPr>
-              <w:t>רגיל</w:t>
-            </w:r>
-            <w:proofErr w:type="spellEnd"/>
           </w:p>
         </w:tc>
       </w:tr>
@@ -726,157 +335,39 @@
             <w:pPr>
               <w:bidi/>
               <w:rPr>
+                <w:rFonts w:hint="cs"/>
                 <w:rtl/>
+                <w:lang w:bidi="he-IL"/>
               </w:rPr>
             </w:pPr>
-            <w:proofErr w:type="spellStart"/>
             <w:r>
               <w:rPr>
                 <w:rtl/>
               </w:rPr>
-              <w:t>לבצע</w:t>
+              <w:t>לבצע את כל פעולות המשתמש הרגיל, ובנוסף להוסיף</w:t>
             </w:r>
-            <w:proofErr w:type="spellEnd"/>
+            <w:r>
+              <w:rPr>
+                <w:rFonts w:hint="cs"/>
+                <w:rtl/>
+                <w:lang w:bidi="he-IL"/>
+              </w:rPr>
+              <w:t>/למחוק/לעדכן</w:t>
+            </w:r>
             <w:r>
               <w:rPr>
                 <w:rtl/>
               </w:rPr>
-              <w:t xml:space="preserve"> </w:t>
+              <w:t xml:space="preserve"> מקומות </w:t>
             </w:r>
-            <w:proofErr w:type="spellStart"/>
             <w:r>
               <w:rPr>
+                <w:rFonts w:hint="cs"/>
                 <w:rtl/>
+                <w:lang w:bidi="he-IL"/>
               </w:rPr>
-              <w:t>את</w:t>
+              <w:t>באפליקציה</w:t>
             </w:r>
-            <w:proofErr w:type="spellEnd"/>
-            <w:r>
-              <w:rPr>
-                <w:rtl/>
-              </w:rPr>
-              <w:t xml:space="preserve"> </w:t>
-            </w:r>
-            <w:proofErr w:type="spellStart"/>
-            <w:r>
-              <w:rPr>
-                <w:rtl/>
-              </w:rPr>
-              <w:t>כל</w:t>
-            </w:r>
-            <w:proofErr w:type="spellEnd"/>
-            <w:r>
-              <w:rPr>
-                <w:rtl/>
-              </w:rPr>
-              <w:t xml:space="preserve"> </w:t>
-            </w:r>
-            <w:proofErr w:type="spellStart"/>
-            <w:r>
-              <w:rPr>
-                <w:rtl/>
-              </w:rPr>
-              <w:t>פעולות</w:t>
-            </w:r>
-            <w:proofErr w:type="spellEnd"/>
-            <w:r>
-              <w:rPr>
-                <w:rtl/>
-              </w:rPr>
-              <w:t xml:space="preserve"> </w:t>
-            </w:r>
-            <w:proofErr w:type="spellStart"/>
-            <w:r>
-              <w:rPr>
-                <w:rtl/>
-              </w:rPr>
-              <w:t>המשתמש</w:t>
-            </w:r>
-            <w:proofErr w:type="spellEnd"/>
-            <w:r>
-              <w:rPr>
-                <w:rtl/>
-              </w:rPr>
-              <w:t xml:space="preserve"> </w:t>
-            </w:r>
-            <w:proofErr w:type="spellStart"/>
-            <w:r>
-              <w:rPr>
-                <w:rtl/>
-              </w:rPr>
-              <w:t>הרגיל</w:t>
-            </w:r>
-            <w:proofErr w:type="spellEnd"/>
-            <w:r>
-              <w:rPr>
-                <w:rtl/>
-              </w:rPr>
-              <w:t xml:space="preserve">, </w:t>
-            </w:r>
-            <w:proofErr w:type="spellStart"/>
-            <w:r>
-              <w:rPr>
-                <w:rtl/>
-              </w:rPr>
-              <w:t>ובנוסף</w:t>
-            </w:r>
-            <w:proofErr w:type="spellEnd"/>
-            <w:r>
-              <w:rPr>
-                <w:rtl/>
-              </w:rPr>
-              <w:t xml:space="preserve"> </w:t>
-            </w:r>
-            <w:proofErr w:type="spellStart"/>
-            <w:r>
-              <w:rPr>
-                <w:rtl/>
-              </w:rPr>
-              <w:t>להוסיף</w:t>
-            </w:r>
-            <w:proofErr w:type="spellEnd"/>
-            <w:r>
-              <w:rPr>
-                <w:rtl/>
-              </w:rPr>
-              <w:t xml:space="preserve"> </w:t>
-            </w:r>
-            <w:proofErr w:type="spellStart"/>
-            <w:r>
-              <w:rPr>
-                <w:rtl/>
-              </w:rPr>
-              <w:t>מקומות</w:t>
-            </w:r>
-            <w:proofErr w:type="spellEnd"/>
-            <w:r>
-              <w:rPr>
-                <w:rtl/>
-              </w:rPr>
-              <w:t xml:space="preserve"> </w:t>
-            </w:r>
-            <w:proofErr w:type="spellStart"/>
-            <w:r>
-              <w:rPr>
-                <w:rtl/>
-              </w:rPr>
-              <w:t>חדשים</w:t>
-            </w:r>
-            <w:proofErr w:type="spellEnd"/>
-            <w:r>
-              <w:rPr>
-                <w:rtl/>
-              </w:rPr>
-              <w:t xml:space="preserve"> </w:t>
-            </w:r>
-            <w:proofErr w:type="spellStart"/>
-            <w:r>
-              <w:rPr>
-                <w:rtl/>
-              </w:rPr>
-              <w:t>לאפליקציה</w:t>
-            </w:r>
-            <w:proofErr w:type="spellEnd"/>
           </w:p>
         </w:tc>
         <w:tc>
@@ -888,28 +379,12 @@
             <w:pPr>
               <w:bidi/>
             </w:pPr>
-            <w:proofErr w:type="spellStart"/>
             <w:r>
               <w:rPr>
                 <w:rtl/>
               </w:rPr>
-              <w:t>מנהל</w:t>
+              <w:t>מנהל מערכת</w:t>
             </w:r>
-            <w:proofErr w:type="spellEnd"/>
-            <w:r>
-              <w:rPr>
-                <w:rtl/>
-              </w:rPr>
-              <w:t xml:space="preserve"> </w:t>
-            </w:r>
-            <w:proofErr w:type="spellStart"/>
-            <w:r>
-              <w:rPr>
-                <w:rtl/>
-              </w:rPr>
-              <w:t>מערכת</w:t>
-            </w:r>
-            <w:proofErr w:type="spellEnd"/>
           </w:p>
         </w:tc>
       </w:tr>
@@ -929,31 +404,13 @@
         <w:pStyle w:val="21"/>
         <w:bidi/>
       </w:pPr>
-      <w:proofErr w:type="spellStart"/>
       <w:r>
         <w:rPr>
           <w:rFonts w:ascii="Arial" w:eastAsia="Arial" w:hAnsi="Arial" w:cs="Arial"/>
           <w:rtl/>
         </w:rPr>
-        <w:t>מבנה</w:t>
-      </w:r>
-      <w:proofErr w:type="spellEnd"/>
-      <w:r>
-        <w:rPr>
-          <w:rFonts w:ascii="Arial" w:eastAsia="Arial" w:hAnsi="Arial" w:cs="Arial"/>
-          <w:rtl/>
-        </w:rPr>
-        <w:t xml:space="preserve"> </w:t>
-      </w:r>
-      <w:proofErr w:type="spellStart"/>
-      <w:r>
-        <w:rPr>
-          <w:rFonts w:ascii="Arial" w:eastAsia="Arial" w:hAnsi="Arial" w:cs="Arial"/>
-          <w:rtl/>
-        </w:rPr>
-        <w:t>האפליקציה</w:t>
-      </w:r>
-      <w:proofErr w:type="spellEnd"/>
+        <w:t>מבנה האפליקציה</w:t>
+      </w:r>
     </w:p>
     <w:p>
       <w:pPr>
@@ -968,91 +425,7 @@
         <w:rPr>
           <w:rtl/>
         </w:rPr>
-        <w:t xml:space="preserve">לאחר התחברות מופיע סרגל ניווט עליון. </w:t>
-      </w:r>
-      <w:proofErr w:type="spellStart"/>
-      <w:r>
-        <w:rPr>
-          <w:rtl/>
-        </w:rPr>
-        <w:t>דרכו</w:t>
-      </w:r>
-      <w:proofErr w:type="spellEnd"/>
-      <w:r>
-        <w:rPr>
-          <w:rtl/>
-        </w:rPr>
-        <w:t xml:space="preserve"> </w:t>
-      </w:r>
-      <w:proofErr w:type="spellStart"/>
-      <w:r>
-        <w:rPr>
-          <w:rtl/>
-        </w:rPr>
-        <w:t>ניתן</w:t>
-      </w:r>
-      <w:proofErr w:type="spellEnd"/>
-      <w:r>
-        <w:rPr>
-          <w:rtl/>
-        </w:rPr>
-        <w:t xml:space="preserve"> </w:t>
-      </w:r>
-      <w:proofErr w:type="spellStart"/>
-      <w:r>
-        <w:rPr>
-          <w:rtl/>
-        </w:rPr>
-        <w:t>לעבור</w:t>
-      </w:r>
-      <w:proofErr w:type="spellEnd"/>
-      <w:r>
-        <w:rPr>
-          <w:rtl/>
-        </w:rPr>
-        <w:t xml:space="preserve"> </w:t>
-      </w:r>
-      <w:proofErr w:type="spellStart"/>
-      <w:r>
-        <w:rPr>
-          <w:rtl/>
-        </w:rPr>
-        <w:t>בין</w:t>
-      </w:r>
-      <w:proofErr w:type="spellEnd"/>
-      <w:r>
-        <w:rPr>
-          <w:rtl/>
-        </w:rPr>
-        <w:t xml:space="preserve"> </w:t>
-      </w:r>
-      <w:proofErr w:type="spellStart"/>
-      <w:r>
-        <w:rPr>
-          <w:rtl/>
-        </w:rPr>
-        <w:t>החלקים</w:t>
-      </w:r>
-      <w:proofErr w:type="spellEnd"/>
-      <w:r>
-        <w:rPr>
-          <w:rtl/>
-        </w:rPr>
-        <w:t xml:space="preserve"> </w:t>
-      </w:r>
-      <w:proofErr w:type="spellStart"/>
-      <w:r>
-        <w:rPr>
-          <w:rtl/>
-        </w:rPr>
-        <w:t>המרכזיים</w:t>
-      </w:r>
-      <w:proofErr w:type="spellEnd"/>
-      <w:r>
-        <w:rPr>
-          <w:rtl/>
-        </w:rPr>
-        <w:t>:</w:t>
+        <w:t>לאחר התחברות מופיע סרגל ניווט עליון. דרכו ניתן לעבור בין החלקים המרכזיים:</w:t>
       </w:r>
     </w:p>
     <w:p>
@@ -1093,47 +466,13 @@
                 <w:rtl/>
               </w:rPr>
             </w:pPr>
-            <w:proofErr w:type="spellStart"/>
             <w:r>
               <w:rPr>
                 <w:b/>
                 <w:rtl/>
               </w:rPr>
-              <w:t>למה</w:t>
+              <w:t>למה הוא משמש</w:t>
             </w:r>
-            <w:proofErr w:type="spellEnd"/>
-            <w:r>
-              <w:rPr>
-                <w:b/>
-                <w:rtl/>
-              </w:rPr>
-              <w:t xml:space="preserve"> </w:t>
-            </w:r>
-            <w:proofErr w:type="spellStart"/>
-            <w:r>
-              <w:rPr>
-                <w:b/>
-                <w:rtl/>
-              </w:rPr>
-              <w:t>הוא</w:t>
-            </w:r>
-            <w:proofErr w:type="spellEnd"/>
-            <w:r>
-              <w:rPr>
-                <w:b/>
-                <w:rtl/>
-              </w:rPr>
-              <w:t xml:space="preserve"> </w:t>
-            </w:r>
-            <w:proofErr w:type="spellStart"/>
-            <w:r>
-              <w:rPr>
-                <w:b/>
-                <w:rtl/>
-              </w:rPr>
-              <w:t>משמש</w:t>
-            </w:r>
-            <w:proofErr w:type="spellEnd"/>
           </w:p>
         </w:tc>
         <w:tc>
@@ -1146,31 +485,13 @@
             <w:pPr>
               <w:bidi/>
             </w:pPr>
-            <w:proofErr w:type="spellStart"/>
             <w:r>
               <w:rPr>
                 <w:b/>
                 <w:rtl/>
               </w:rPr>
-              <w:t>אזור</w:t>
+              <w:t>אזור באפליקציה</w:t>
             </w:r>
-            <w:proofErr w:type="spellEnd"/>
-            <w:r>
-              <w:rPr>
-                <w:b/>
-                <w:rtl/>
-              </w:rPr>
-              <w:t xml:space="preserve"> </w:t>
-            </w:r>
-            <w:proofErr w:type="spellStart"/>
-            <w:r>
-              <w:rPr>
-                <w:b/>
-                <w:rtl/>
-              </w:rPr>
-              <w:t>באפליקציה</w:t>
-            </w:r>
-            <w:proofErr w:type="spellEnd"/>
           </w:p>
         </w:tc>
       </w:tr>
@@ -1190,84 +511,12 @@
                 <w:rtl/>
               </w:rPr>
             </w:pPr>
-            <w:proofErr w:type="spellStart"/>
             <w:r>
               <w:rPr>
                 <w:rtl/>
               </w:rPr>
-              <w:t>חיפוש</w:t>
+              <w:t>חיפוש מקומות עבודה וצפייה במקומות מומלצים</w:t>
             </w:r>
-            <w:proofErr w:type="spellEnd"/>
-            <w:r>
-              <w:rPr>
-                <w:rtl/>
-              </w:rPr>
-              <w:t xml:space="preserve"> </w:t>
-            </w:r>
-            <w:proofErr w:type="spellStart"/>
-            <w:r>
-              <w:rPr>
-                <w:rtl/>
-              </w:rPr>
-              <w:t>מקומות</w:t>
-            </w:r>
-            <w:proofErr w:type="spellEnd"/>
-            <w:r>
-              <w:rPr>
-                <w:rtl/>
-              </w:rPr>
-              <w:t xml:space="preserve"> </w:t>
-            </w:r>
-            <w:proofErr w:type="spellStart"/>
-            <w:r>
-              <w:rPr>
-                <w:rtl/>
-              </w:rPr>
-              <w:t>עבודה</w:t>
-            </w:r>
-            <w:proofErr w:type="spellEnd"/>
-            <w:r>
-              <w:rPr>
-                <w:rtl/>
-              </w:rPr>
-              <w:t xml:space="preserve"> </w:t>
-            </w:r>
-            <w:proofErr w:type="spellStart"/>
-            <w:r>
-              <w:rPr>
-                <w:rtl/>
-              </w:rPr>
-              <w:t>וצפייה</w:t>
-            </w:r>
-            <w:proofErr w:type="spellEnd"/>
-            <w:r>
-              <w:rPr>
-                <w:rtl/>
-              </w:rPr>
-              <w:t xml:space="preserve"> </w:t>
-            </w:r>
-            <w:proofErr w:type="spellStart"/>
-            <w:r>
-              <w:rPr>
-                <w:rtl/>
-              </w:rPr>
-              <w:t>במקומות</w:t>
-            </w:r>
-            <w:proofErr w:type="spellEnd"/>
-            <w:r>
-              <w:rPr>
-                <w:rtl/>
-              </w:rPr>
-              <w:t xml:space="preserve"> </w:t>
-            </w:r>
-            <w:proofErr w:type="spellStart"/>
-            <w:r>
-              <w:rPr>
-                <w:rtl/>
-              </w:rPr>
-              <w:t>מומלצים</w:t>
-            </w:r>
-            <w:proofErr w:type="spellEnd"/>
           </w:p>
         </w:tc>
         <w:tc>
@@ -1279,14 +528,12 @@
             <w:pPr>
               <w:bidi/>
             </w:pPr>
-            <w:proofErr w:type="spellStart"/>
             <w:r>
               <w:rPr>
                 <w:rtl/>
               </w:rPr>
               <w:t>מפה</w:t>
             </w:r>
-            <w:proofErr w:type="spellEnd"/>
           </w:p>
         </w:tc>
       </w:tr>
@@ -1306,56 +553,12 @@
                 <w:rtl/>
               </w:rPr>
             </w:pPr>
-            <w:proofErr w:type="spellStart"/>
             <w:r>
               <w:rPr>
                 <w:rtl/>
               </w:rPr>
-              <w:t>צפייה</w:t>
+              <w:t>צפייה בדיווחים ששלחתם בעבר</w:t>
             </w:r>
-            <w:proofErr w:type="spellEnd"/>
-            <w:r>
-              <w:rPr>
-                <w:rtl/>
-              </w:rPr>
-              <w:t xml:space="preserve"> </w:t>
-            </w:r>
-            <w:proofErr w:type="spellStart"/>
-            <w:r>
-              <w:rPr>
-                <w:rtl/>
-              </w:rPr>
-              <w:t>בדיווחים</w:t>
-            </w:r>
-            <w:proofErr w:type="spellEnd"/>
-            <w:r>
-              <w:rPr>
-                <w:rtl/>
-              </w:rPr>
-              <w:t xml:space="preserve"> </w:t>
-            </w:r>
-            <w:proofErr w:type="spellStart"/>
-            <w:r>
-              <w:rPr>
-                <w:rtl/>
-              </w:rPr>
-              <w:t>ששלחתם</w:t>
-            </w:r>
-            <w:proofErr w:type="spellEnd"/>
-            <w:r>
-              <w:rPr>
-                <w:rtl/>
-              </w:rPr>
-              <w:t xml:space="preserve"> </w:t>
-            </w:r>
-            <w:proofErr w:type="spellStart"/>
-            <w:r>
-              <w:rPr>
-                <w:rtl/>
-              </w:rPr>
-              <w:t>בעבר</w:t>
-            </w:r>
-            <w:proofErr w:type="spellEnd"/>
           </w:p>
         </w:tc>
         <w:tc>
@@ -1367,28 +570,12 @@
             <w:pPr>
               <w:bidi/>
             </w:pPr>
-            <w:proofErr w:type="spellStart"/>
             <w:r>
               <w:rPr>
                 <w:rtl/>
               </w:rPr>
-              <w:t>הדירוגים</w:t>
+              <w:t>הדירוגים שלי</w:t>
             </w:r>
-            <w:proofErr w:type="spellEnd"/>
-            <w:r>
-              <w:rPr>
-                <w:rtl/>
-              </w:rPr>
-              <w:t xml:space="preserve"> </w:t>
-            </w:r>
-            <w:proofErr w:type="spellStart"/>
-            <w:r>
-              <w:rPr>
-                <w:rtl/>
-              </w:rPr>
-              <w:t>שלי</w:t>
-            </w:r>
-            <w:proofErr w:type="spellEnd"/>
           </w:p>
         </w:tc>
       </w:tr>
@@ -1408,84 +595,12 @@
                 <w:rtl/>
               </w:rPr>
             </w:pPr>
-            <w:proofErr w:type="spellStart"/>
             <w:r>
               <w:rPr>
                 <w:rtl/>
               </w:rPr>
-              <w:t>צפייה</w:t>
+              <w:t>צפייה בפרטי המשתמש, עריכת העדפות והתנתקות</w:t>
             </w:r>
-            <w:proofErr w:type="spellEnd"/>
-            <w:r>
-              <w:rPr>
-                <w:rtl/>
-              </w:rPr>
-              <w:t xml:space="preserve"> </w:t>
-            </w:r>
-            <w:proofErr w:type="spellStart"/>
-            <w:r>
-              <w:rPr>
-                <w:rtl/>
-              </w:rPr>
-              <w:t>בפרטי</w:t>
-            </w:r>
-            <w:proofErr w:type="spellEnd"/>
-            <w:r>
-              <w:rPr>
-                <w:rtl/>
-              </w:rPr>
-              <w:t xml:space="preserve"> </w:t>
-            </w:r>
-            <w:proofErr w:type="spellStart"/>
-            <w:r>
-              <w:rPr>
-                <w:rtl/>
-              </w:rPr>
-              <w:t>המשתמש</w:t>
-            </w:r>
-            <w:proofErr w:type="spellEnd"/>
-            <w:r>
-              <w:rPr>
-                <w:rtl/>
-              </w:rPr>
-              <w:t xml:space="preserve">, </w:t>
-            </w:r>
-            <w:proofErr w:type="spellStart"/>
-            <w:r>
-              <w:rPr>
-                <w:rtl/>
-              </w:rPr>
-              <w:t>עריכת</w:t>
-            </w:r>
-            <w:proofErr w:type="spellEnd"/>
-            <w:r>
-              <w:rPr>
-                <w:rtl/>
-              </w:rPr>
-              <w:t xml:space="preserve"> </w:t>
-            </w:r>
-            <w:proofErr w:type="spellStart"/>
-            <w:r>
-              <w:rPr>
-                <w:rtl/>
-              </w:rPr>
-              <w:t>העדפות</w:t>
-            </w:r>
-            <w:proofErr w:type="spellEnd"/>
-            <w:r>
-              <w:rPr>
-                <w:rtl/>
-              </w:rPr>
-              <w:t xml:space="preserve"> </w:t>
-            </w:r>
-            <w:proofErr w:type="spellStart"/>
-            <w:r>
-              <w:rPr>
-                <w:rtl/>
-              </w:rPr>
-              <w:t>והתנתקות</w:t>
-            </w:r>
-            <w:proofErr w:type="spellEnd"/>
           </w:p>
         </w:tc>
         <w:tc>
@@ -1497,28 +612,12 @@
             <w:pPr>
               <w:bidi/>
             </w:pPr>
-            <w:proofErr w:type="spellStart"/>
             <w:r>
               <w:rPr>
                 <w:rtl/>
               </w:rPr>
-              <w:t>הפרופיל</w:t>
+              <w:t>הפרופיל שלי</w:t>
             </w:r>
-            <w:proofErr w:type="spellEnd"/>
-            <w:r>
-              <w:rPr>
-                <w:rtl/>
-              </w:rPr>
-              <w:t xml:space="preserve"> </w:t>
-            </w:r>
-            <w:proofErr w:type="spellStart"/>
-            <w:r>
-              <w:rPr>
-                <w:rtl/>
-              </w:rPr>
-              <w:t>שלי</w:t>
-            </w:r>
-            <w:proofErr w:type="spellEnd"/>
           </w:p>
         </w:tc>
       </w:tr>
@@ -1538,56 +637,12 @@
                 <w:rtl/>
               </w:rPr>
             </w:pPr>
-            <w:proofErr w:type="spellStart"/>
             <w:r>
               <w:rPr>
                 <w:rtl/>
               </w:rPr>
-              <w:t>מופיע</w:t>
+              <w:t>מופיע רק למנהלי מערכת</w:t>
             </w:r>
-            <w:proofErr w:type="spellEnd"/>
-            <w:r>
-              <w:rPr>
-                <w:rtl/>
-              </w:rPr>
-              <w:t xml:space="preserve"> </w:t>
-            </w:r>
-            <w:proofErr w:type="spellStart"/>
-            <w:r>
-              <w:rPr>
-                <w:rtl/>
-              </w:rPr>
-              <w:t>רק</w:t>
-            </w:r>
-            <w:proofErr w:type="spellEnd"/>
-            <w:r>
-              <w:rPr>
-                <w:rtl/>
-              </w:rPr>
-              <w:t xml:space="preserve"> </w:t>
-            </w:r>
-            <w:proofErr w:type="spellStart"/>
-            <w:r>
-              <w:rPr>
-                <w:rtl/>
-              </w:rPr>
-              <w:t>למנהלי</w:t>
-            </w:r>
-            <w:proofErr w:type="spellEnd"/>
-            <w:r>
-              <w:rPr>
-                <w:rtl/>
-              </w:rPr>
-              <w:t xml:space="preserve"> </w:t>
-            </w:r>
-            <w:proofErr w:type="spellStart"/>
-            <w:r>
-              <w:rPr>
-                <w:rtl/>
-              </w:rPr>
-              <w:t>מערכת</w:t>
-            </w:r>
-            <w:proofErr w:type="spellEnd"/>
           </w:p>
         </w:tc>
         <w:tc>
@@ -1599,28 +654,12 @@
             <w:pPr>
               <w:bidi/>
             </w:pPr>
-            <w:proofErr w:type="spellStart"/>
             <w:r>
               <w:rPr>
                 <w:rtl/>
               </w:rPr>
-              <w:t>הוספת</w:t>
+              <w:t>הוספת מתחם</w:t>
             </w:r>
-            <w:proofErr w:type="spellEnd"/>
-            <w:r>
-              <w:rPr>
-                <w:rtl/>
-              </w:rPr>
-              <w:t xml:space="preserve"> </w:t>
-            </w:r>
-            <w:proofErr w:type="spellStart"/>
-            <w:r>
-              <w:rPr>
-                <w:rtl/>
-              </w:rPr>
-              <w:t>מתחם</w:t>
-            </w:r>
-            <w:proofErr w:type="spellEnd"/>
           </w:p>
         </w:tc>
       </w:tr>
@@ -1661,16 +700,15 @@
       </w:pPr>
       <w:r>
         <w:rPr>
-          <w:i/>
-          <w:noProof/>
-          <w:color w:val="7F7F7F"/>
-          <w:rtl/>
-        </w:rPr>
+          <w:rtl/>
+          <w:lang w:bidi="he-IL"/>
+        </w:rPr>
+        <w:lastRenderedPageBreak/>
         <w:drawing>
-          <wp:inline distT="0" distB="0" distL="0" distR="0" wp14:anchorId="40A1739B" wp14:editId="3E724A26">
-            <wp:extent cx="2125628" cy="1095638"/>
-            <wp:effectExtent l="0" t="0" r="8255" b="9525"/>
-            <wp:docPr id="285851171" name="תמונה 1"/>
+          <wp:inline distT="0" distB="0" distL="0" distR="0" wp14:anchorId="1A04C442" wp14:editId="1D0C9741">
+            <wp:extent cx="2403123" cy="1258033"/>
+            <wp:effectExtent l="0" t="0" r="0" b="0"/>
+            <wp:docPr id="1921240246" name="תמונה 1"/>
             <wp:cNvGraphicFramePr>
               <a:graphicFrameLocks xmlns:a="http://schemas.openxmlformats.org/drawingml/2006/main" noChangeAspect="1"/>
             </wp:cNvGraphicFramePr>
@@ -1678,36 +716,23 @@
               <a:graphicData uri="http://schemas.openxmlformats.org/drawingml/2006/picture">
                 <pic:pic xmlns:pic="http://schemas.openxmlformats.org/drawingml/2006/picture">
                   <pic:nvPicPr>
-                    <pic:cNvPr id="0" name="Picture 1"/>
-                    <pic:cNvPicPr>
-                      <a:picLocks noChangeAspect="1" noChangeArrowheads="1"/>
-                    </pic:cNvPicPr>
+                    <pic:cNvPr id="1921240246" name=""/>
+                    <pic:cNvPicPr/>
                   </pic:nvPicPr>
                   <pic:blipFill>
-                    <a:blip r:embed="rId6">
-                      <a:extLst>
-                        <a:ext uri="{28A0092B-C50C-407E-A947-70E740481C1C}">
-                          <a14:useLocalDpi xmlns:a14="http://schemas.microsoft.com/office/drawing/2010/main" val="0"/>
-                        </a:ext>
-                      </a:extLst>
-                    </a:blip>
-                    <a:srcRect/>
+                    <a:blip r:embed="rId6"/>
                     <a:stretch>
                       <a:fillRect/>
                     </a:stretch>
                   </pic:blipFill>
-                  <pic:spPr bwMode="auto">
+                  <pic:spPr>
                     <a:xfrm>
                       <a:off x="0" y="0"/>
-                      <a:ext cx="2136262" cy="1101119"/>
+                      <a:ext cx="2439101" cy="1276868"/>
                     </a:xfrm>
                     <a:prstGeom prst="rect">
                       <a:avLst/>
                     </a:prstGeom>
-                    <a:noFill/>
-                    <a:ln>
-                      <a:noFill/>
-                    </a:ln>
                   </pic:spPr>
                 </pic:pic>
               </a:graphicData>
@@ -1731,33 +756,11 @@
         <w:bidi/>
         <w:spacing w:after="0"/>
       </w:pPr>
-      <w:proofErr w:type="spellStart"/>
-      <w:r>
-        <w:rPr>
-          <w:rtl/>
-        </w:rPr>
-        <w:t>כדי</w:t>
-      </w:r>
-      <w:proofErr w:type="spellEnd"/>
-      <w:r>
-        <w:rPr>
-          <w:rtl/>
-        </w:rPr>
-        <w:t xml:space="preserve"> </w:t>
-      </w:r>
-      <w:proofErr w:type="spellStart"/>
-      <w:r>
-        <w:rPr>
-          <w:rtl/>
-        </w:rPr>
-        <w:t>להתחבר</w:t>
-      </w:r>
-      <w:proofErr w:type="spellEnd"/>
-      <w:r>
-        <w:rPr>
-          <w:rtl/>
-        </w:rPr>
-        <w:t>:</w:t>
+      <w:r>
+        <w:rPr>
+          <w:rtl/>
+        </w:rPr>
+        <w:t>כדי להתחבר:</w:t>
       </w:r>
     </w:p>
     <w:p>
@@ -1809,49 +812,7 @@
         <w:rPr>
           <w:rtl/>
         </w:rPr>
-        <w:t xml:space="preserve">4. </w:t>
-      </w:r>
-      <w:proofErr w:type="spellStart"/>
-      <w:r>
-        <w:rPr>
-          <w:rtl/>
-        </w:rPr>
-        <w:t>לחצו</w:t>
-      </w:r>
-      <w:proofErr w:type="spellEnd"/>
-      <w:r>
-        <w:rPr>
-          <w:rtl/>
-        </w:rPr>
-        <w:t xml:space="preserve"> </w:t>
-      </w:r>
-      <w:proofErr w:type="spellStart"/>
-      <w:r>
-        <w:rPr>
-          <w:rtl/>
-        </w:rPr>
-        <w:t>על</w:t>
-      </w:r>
-      <w:proofErr w:type="spellEnd"/>
-      <w:r>
-        <w:rPr>
-          <w:rtl/>
-        </w:rPr>
-        <w:t xml:space="preserve"> "</w:t>
-      </w:r>
-      <w:proofErr w:type="spellStart"/>
-      <w:r>
-        <w:rPr>
-          <w:rtl/>
-        </w:rPr>
-        <w:t>התחברות</w:t>
-      </w:r>
-      <w:proofErr w:type="spellEnd"/>
-      <w:r>
-        <w:rPr>
-          <w:rtl/>
-        </w:rPr>
-        <w:t>".</w:t>
+        <w:t>4. לחצו על "התחברות".</w:t>
       </w:r>
     </w:p>
     <w:p>
@@ -1868,117 +829,11 @@
         <w:bidi/>
         <w:spacing w:after="0"/>
       </w:pPr>
-      <w:proofErr w:type="spellStart"/>
-      <w:r>
-        <w:rPr>
-          <w:rtl/>
-        </w:rPr>
-        <w:t>אם</w:t>
-      </w:r>
-      <w:proofErr w:type="spellEnd"/>
-      <w:r>
-        <w:rPr>
-          <w:rtl/>
-        </w:rPr>
-        <w:t xml:space="preserve"> </w:t>
-      </w:r>
-      <w:proofErr w:type="spellStart"/>
-      <w:r>
-        <w:rPr>
-          <w:rtl/>
-        </w:rPr>
-        <w:t>הפרטים</w:t>
-      </w:r>
-      <w:proofErr w:type="spellEnd"/>
-      <w:r>
-        <w:rPr>
-          <w:rtl/>
-        </w:rPr>
-        <w:t xml:space="preserve"> </w:t>
-      </w:r>
-      <w:proofErr w:type="spellStart"/>
-      <w:r>
-        <w:rPr>
-          <w:rtl/>
-        </w:rPr>
-        <w:t>נכונים</w:t>
-      </w:r>
-      <w:proofErr w:type="spellEnd"/>
-      <w:r>
-        <w:rPr>
-          <w:rtl/>
-        </w:rPr>
-        <w:t xml:space="preserve">, </w:t>
-      </w:r>
-      <w:proofErr w:type="spellStart"/>
-      <w:r>
-        <w:rPr>
-          <w:rtl/>
-        </w:rPr>
-        <w:t>תועברו</w:t>
-      </w:r>
-      <w:proofErr w:type="spellEnd"/>
-      <w:r>
-        <w:rPr>
-          <w:rtl/>
-        </w:rPr>
-        <w:t xml:space="preserve"> </w:t>
-      </w:r>
-      <w:proofErr w:type="spellStart"/>
-      <w:r>
-        <w:rPr>
-          <w:rtl/>
-        </w:rPr>
-        <w:t>למסך</w:t>
-      </w:r>
-      <w:proofErr w:type="spellEnd"/>
-      <w:r>
-        <w:rPr>
-          <w:rtl/>
-        </w:rPr>
-        <w:t xml:space="preserve"> </w:t>
-      </w:r>
-      <w:proofErr w:type="spellStart"/>
-      <w:r>
-        <w:rPr>
-          <w:rtl/>
-        </w:rPr>
-        <w:t>הבית</w:t>
-      </w:r>
-      <w:proofErr w:type="spellEnd"/>
-      <w:r>
-        <w:rPr>
-          <w:rtl/>
-        </w:rPr>
-        <w:t xml:space="preserve"> </w:t>
-      </w:r>
-      <w:proofErr w:type="spellStart"/>
-      <w:r>
-        <w:rPr>
-          <w:rtl/>
-        </w:rPr>
-        <w:t>של</w:t>
-      </w:r>
-      <w:proofErr w:type="spellEnd"/>
-      <w:r>
-        <w:rPr>
-          <w:rtl/>
-        </w:rPr>
-        <w:t xml:space="preserve"> </w:t>
-      </w:r>
-      <w:proofErr w:type="spellStart"/>
-      <w:r>
-        <w:rPr>
-          <w:rtl/>
-        </w:rPr>
-        <w:t>האפליקציה</w:t>
-      </w:r>
-      <w:proofErr w:type="spellEnd"/>
-      <w:r>
-        <w:rPr>
-          <w:rtl/>
-        </w:rPr>
-        <w:t>.</w:t>
+      <w:r>
+        <w:rPr>
+          <w:rtl/>
+        </w:rPr>
+        <w:t>אם הפרטים נכונים, תועברו למסך הבית של האפליקציה.</w:t>
       </w:r>
     </w:p>
     <w:p>
@@ -2018,105 +873,7 @@
         <w:rPr>
           <w:rtl/>
         </w:rPr>
-        <w:t xml:space="preserve">אם </w:t>
-      </w:r>
-      <w:proofErr w:type="spellStart"/>
-      <w:r>
-        <w:rPr>
-          <w:rtl/>
-        </w:rPr>
-        <w:t>אין</w:t>
-      </w:r>
-      <w:proofErr w:type="spellEnd"/>
-      <w:r>
-        <w:rPr>
-          <w:rtl/>
-        </w:rPr>
-        <w:t xml:space="preserve"> </w:t>
-      </w:r>
-      <w:proofErr w:type="spellStart"/>
-      <w:r>
-        <w:rPr>
-          <w:rtl/>
-        </w:rPr>
-        <w:t>לכם</w:t>
-      </w:r>
-      <w:proofErr w:type="spellEnd"/>
-      <w:r>
-        <w:rPr>
-          <w:rtl/>
-        </w:rPr>
-        <w:t xml:space="preserve"> </w:t>
-      </w:r>
-      <w:proofErr w:type="spellStart"/>
-      <w:r>
-        <w:rPr>
-          <w:rtl/>
-        </w:rPr>
-        <w:t>חשבון</w:t>
-      </w:r>
-      <w:proofErr w:type="spellEnd"/>
-      <w:r>
-        <w:rPr>
-          <w:rtl/>
-        </w:rPr>
-        <w:t xml:space="preserve">, </w:t>
-      </w:r>
-      <w:proofErr w:type="spellStart"/>
-      <w:r>
-        <w:rPr>
-          <w:rtl/>
-        </w:rPr>
-        <w:t>יש</w:t>
-      </w:r>
-      <w:proofErr w:type="spellEnd"/>
-      <w:r>
-        <w:rPr>
-          <w:rtl/>
-        </w:rPr>
-        <w:t xml:space="preserve"> </w:t>
-      </w:r>
-      <w:proofErr w:type="spellStart"/>
-      <w:r>
-        <w:rPr>
-          <w:rtl/>
-        </w:rPr>
-        <w:t>ליצור</w:t>
-      </w:r>
-      <w:proofErr w:type="spellEnd"/>
-      <w:r>
-        <w:rPr>
-          <w:rtl/>
-        </w:rPr>
-        <w:t xml:space="preserve"> </w:t>
-      </w:r>
-      <w:proofErr w:type="spellStart"/>
-      <w:r>
-        <w:rPr>
-          <w:rtl/>
-        </w:rPr>
-        <w:t>חשבון</w:t>
-      </w:r>
-      <w:proofErr w:type="spellEnd"/>
-      <w:r>
-        <w:rPr>
-          <w:rtl/>
-        </w:rPr>
-        <w:t xml:space="preserve"> </w:t>
-      </w:r>
-      <w:proofErr w:type="spellStart"/>
-      <w:r>
-        <w:rPr>
-          <w:rtl/>
-        </w:rPr>
-        <w:t>חדש</w:t>
-      </w:r>
-      <w:proofErr w:type="spellEnd"/>
-      <w:r>
-        <w:rPr>
-          <w:rtl/>
-        </w:rPr>
-        <w:t>.</w:t>
+        <w:t>אם אין לכם חשבון, יש ליצור חשבון חדש.</w:t>
       </w:r>
     </w:p>
     <w:p>
@@ -2197,33 +954,11 @@
         <w:bidi/>
         <w:spacing w:after="0"/>
       </w:pPr>
-      <w:proofErr w:type="spellStart"/>
-      <w:r>
-        <w:rPr>
-          <w:rtl/>
-        </w:rPr>
-        <w:t>כדי</w:t>
-      </w:r>
-      <w:proofErr w:type="spellEnd"/>
-      <w:r>
-        <w:rPr>
-          <w:rtl/>
-        </w:rPr>
-        <w:t xml:space="preserve"> </w:t>
-      </w:r>
-      <w:proofErr w:type="spellStart"/>
-      <w:r>
-        <w:rPr>
-          <w:rtl/>
-        </w:rPr>
-        <w:t>להירשם</w:t>
-      </w:r>
-      <w:proofErr w:type="spellEnd"/>
-      <w:r>
-        <w:rPr>
-          <w:rtl/>
-        </w:rPr>
-        <w:t>:</w:t>
+      <w:r>
+        <w:rPr>
+          <w:rtl/>
+        </w:rPr>
+        <w:t>כדי להירשם:</w:t>
       </w:r>
     </w:p>
     <w:p>
@@ -2287,63 +1022,7 @@
         <w:rPr>
           <w:rtl/>
         </w:rPr>
-        <w:t xml:space="preserve">5. </w:t>
-      </w:r>
-      <w:proofErr w:type="spellStart"/>
-      <w:r>
-        <w:rPr>
-          <w:rtl/>
-        </w:rPr>
-        <w:t>לחצו</w:t>
-      </w:r>
-      <w:proofErr w:type="spellEnd"/>
-      <w:r>
-        <w:rPr>
-          <w:rtl/>
-        </w:rPr>
-        <w:t xml:space="preserve"> </w:t>
-      </w:r>
-      <w:proofErr w:type="spellStart"/>
-      <w:r>
-        <w:rPr>
-          <w:rtl/>
-        </w:rPr>
-        <w:t>על</w:t>
-      </w:r>
-      <w:proofErr w:type="spellEnd"/>
-      <w:r>
-        <w:rPr>
-          <w:rtl/>
-        </w:rPr>
-        <w:t xml:space="preserve"> "</w:t>
-      </w:r>
-      <w:proofErr w:type="spellStart"/>
-      <w:r>
-        <w:rPr>
-          <w:rtl/>
-        </w:rPr>
-        <w:t>צור</w:t>
-      </w:r>
-      <w:proofErr w:type="spellEnd"/>
-      <w:r>
-        <w:rPr>
-          <w:rtl/>
-        </w:rPr>
-        <w:t xml:space="preserve"> </w:t>
-      </w:r>
-      <w:proofErr w:type="spellStart"/>
-      <w:r>
-        <w:rPr>
-          <w:rtl/>
-        </w:rPr>
-        <w:t>חשבון</w:t>
-      </w:r>
-      <w:proofErr w:type="spellEnd"/>
-      <w:r>
-        <w:rPr>
-          <w:rtl/>
-        </w:rPr>
-        <w:t>".</w:t>
+        <w:t>5. לחצו על "צור חשבון".</w:t>
       </w:r>
     </w:p>
     <w:p>
@@ -2360,61 +1039,11 @@
         <w:bidi/>
         <w:spacing w:after="0"/>
       </w:pPr>
-      <w:proofErr w:type="spellStart"/>
-      <w:r>
-        <w:rPr>
-          <w:rtl/>
-        </w:rPr>
-        <w:t>הסיסמה</w:t>
-      </w:r>
-      <w:proofErr w:type="spellEnd"/>
-      <w:r>
-        <w:rPr>
-          <w:rtl/>
-        </w:rPr>
-        <w:t xml:space="preserve"> </w:t>
-      </w:r>
-      <w:proofErr w:type="spellStart"/>
-      <w:r>
-        <w:rPr>
-          <w:rtl/>
-        </w:rPr>
-        <w:t>צריכה</w:t>
-      </w:r>
-      <w:proofErr w:type="spellEnd"/>
-      <w:r>
-        <w:rPr>
-          <w:rtl/>
-        </w:rPr>
-        <w:t xml:space="preserve"> </w:t>
-      </w:r>
-      <w:proofErr w:type="spellStart"/>
-      <w:r>
-        <w:rPr>
-          <w:rtl/>
-        </w:rPr>
-        <w:t>לכלול</w:t>
-      </w:r>
-      <w:proofErr w:type="spellEnd"/>
-      <w:r>
-        <w:rPr>
-          <w:rtl/>
-        </w:rPr>
-        <w:t xml:space="preserve"> </w:t>
-      </w:r>
-      <w:proofErr w:type="spellStart"/>
-      <w:r>
-        <w:rPr>
-          <w:rtl/>
-        </w:rPr>
-        <w:t>לפחות</w:t>
-      </w:r>
-      <w:proofErr w:type="spellEnd"/>
-      <w:r>
-        <w:rPr>
-          <w:rtl/>
-        </w:rPr>
-        <w:t xml:space="preserve"> 8 תווים, אות גדולה באנגלית ומספר.</w:t>
+      <w:r>
+        <w:rPr>
+          <w:rtl/>
+        </w:rPr>
+        <w:t>הסיסמה צריכה לכלול לפחות 8 תווים, אות גדולה באנגלית ומספר.</w:t>
       </w:r>
     </w:p>
     <w:p>
@@ -2442,33 +1071,8 @@
           <w:rFonts w:ascii="Arial" w:eastAsia="Arial" w:hAnsi="Arial" w:cs="Arial"/>
           <w:rtl/>
         </w:rPr>
-        <w:t xml:space="preserve">3. </w:t>
-      </w:r>
-      <w:proofErr w:type="spellStart"/>
-      <w:r>
-        <w:rPr>
-          <w:rFonts w:ascii="Arial" w:eastAsia="Arial" w:hAnsi="Arial" w:cs="Arial"/>
-          <w:rtl/>
-        </w:rPr>
-        <w:t>שחזור</w:t>
-      </w:r>
-      <w:proofErr w:type="spellEnd"/>
-      <w:r>
-        <w:rPr>
-          <w:rFonts w:ascii="Arial" w:eastAsia="Arial" w:hAnsi="Arial" w:cs="Arial"/>
-          <w:rtl/>
-        </w:rPr>
-        <w:t xml:space="preserve"> </w:t>
-      </w:r>
-      <w:proofErr w:type="spellStart"/>
-      <w:r>
-        <w:rPr>
-          <w:rFonts w:ascii="Arial" w:eastAsia="Arial" w:hAnsi="Arial" w:cs="Arial"/>
-          <w:rtl/>
-        </w:rPr>
-        <w:t>סיסמה</w:t>
-      </w:r>
-      <w:proofErr w:type="spellEnd"/>
+        <w:t>3. שחזור סיסמה</w:t>
+      </w:r>
     </w:p>
     <w:p>
       <w:pPr>
@@ -2551,126 +1155,35 @@
           <w:lang w:bidi="he-IL"/>
         </w:rPr>
       </w:pPr>
-      <w:proofErr w:type="spellStart"/>
-      <w:r>
-        <w:rPr>
-          <w:rtl/>
-        </w:rPr>
-        <w:t>אם</w:t>
-      </w:r>
-      <w:proofErr w:type="spellEnd"/>
-      <w:r>
-        <w:rPr>
-          <w:rtl/>
-        </w:rPr>
-        <w:t xml:space="preserve"> </w:t>
-      </w:r>
-      <w:proofErr w:type="spellStart"/>
-      <w:r>
-        <w:rPr>
-          <w:rtl/>
-        </w:rPr>
-        <w:t>שכחתם</w:t>
-      </w:r>
-      <w:proofErr w:type="spellEnd"/>
-      <w:r>
-        <w:rPr>
-          <w:rtl/>
-        </w:rPr>
-        <w:t xml:space="preserve"> </w:t>
-      </w:r>
-      <w:proofErr w:type="spellStart"/>
-      <w:r>
-        <w:rPr>
-          <w:rtl/>
-        </w:rPr>
-        <w:t>סיסמה</w:t>
-      </w:r>
-      <w:proofErr w:type="spellEnd"/>
-      <w:r>
-        <w:rPr>
-          <w:rtl/>
-        </w:rPr>
-        <w:t>:</w:t>
-      </w:r>
-    </w:p>
-    <w:p>
-      <w:pPr>
-        <w:bidi/>
-        <w:spacing w:after="0"/>
-      </w:pPr>
-      <w:r>
-        <w:rPr>
-          <w:rtl/>
-        </w:rPr>
-        <w:t xml:space="preserve">1. </w:t>
-      </w:r>
-      <w:proofErr w:type="spellStart"/>
-      <w:r>
-        <w:rPr>
-          <w:rtl/>
-        </w:rPr>
-        <w:t>במסך</w:t>
-      </w:r>
-      <w:proofErr w:type="spellEnd"/>
-      <w:r>
-        <w:rPr>
-          <w:rtl/>
-        </w:rPr>
-        <w:t xml:space="preserve"> </w:t>
-      </w:r>
-      <w:proofErr w:type="spellStart"/>
-      <w:r>
-        <w:rPr>
-          <w:rtl/>
-        </w:rPr>
-        <w:t>ההתחברות</w:t>
-      </w:r>
-      <w:proofErr w:type="spellEnd"/>
-      <w:r>
-        <w:rPr>
-          <w:rtl/>
-        </w:rPr>
-        <w:t xml:space="preserve"> </w:t>
-      </w:r>
-      <w:proofErr w:type="spellStart"/>
-      <w:r>
-        <w:rPr>
-          <w:rtl/>
-        </w:rPr>
-        <w:t>לחצו</w:t>
-      </w:r>
-      <w:proofErr w:type="spellEnd"/>
-      <w:r>
-        <w:rPr>
-          <w:rtl/>
-        </w:rPr>
-        <w:t xml:space="preserve"> </w:t>
-      </w:r>
-      <w:proofErr w:type="spellStart"/>
-      <w:r>
-        <w:rPr>
-          <w:rtl/>
-        </w:rPr>
-        <w:t>על</w:t>
-      </w:r>
-      <w:proofErr w:type="spellEnd"/>
-      <w:r>
-        <w:rPr>
-          <w:rtl/>
-        </w:rPr>
-        <w:t xml:space="preserve"> "שכחתי סיסמה".</w:t>
-      </w:r>
-    </w:p>
-    <w:p>
-      <w:pPr>
-        <w:bidi/>
-        <w:spacing w:after="0"/>
-      </w:pPr>
-      <w:r>
-        <w:rPr>
-          <w:rtl/>
-        </w:rPr>
+      <w:r>
+        <w:rPr>
+          <w:rtl/>
+        </w:rPr>
+        <w:t>אם שכחתם סיסמה:</w:t>
+      </w:r>
+    </w:p>
+    <w:p>
+      <w:pPr>
+        <w:bidi/>
+        <w:spacing w:after="0"/>
+      </w:pPr>
+      <w:r>
+        <w:rPr>
+          <w:rtl/>
+        </w:rPr>
+        <w:t>1. במסך ההתחברות לחצו על "שכחתי סיסמה".</w:t>
+      </w:r>
+    </w:p>
+    <w:p>
+      <w:pPr>
+        <w:bidi/>
+        <w:spacing w:after="0"/>
+      </w:pPr>
+      <w:r>
+        <w:rPr>
+          <w:rtl/>
+        </w:rPr>
+        <w:lastRenderedPageBreak/>
         <w:t>2. הזינו את כתובת האימייל שלכם.</w:t>
       </w:r>
     </w:p>
@@ -2724,105 +1237,7 @@
         <w:rPr>
           <w:rtl/>
         </w:rPr>
-        <w:t xml:space="preserve">מסך ההעדפות עוזר </w:t>
-      </w:r>
-      <w:proofErr w:type="spellStart"/>
-      <w:r>
-        <w:rPr>
-          <w:rtl/>
-        </w:rPr>
-        <w:t>לאפליקציה</w:t>
-      </w:r>
-      <w:proofErr w:type="spellEnd"/>
-      <w:r>
-        <w:rPr>
-          <w:rtl/>
-        </w:rPr>
-        <w:t xml:space="preserve"> </w:t>
-      </w:r>
-      <w:proofErr w:type="spellStart"/>
-      <w:r>
-        <w:rPr>
-          <w:rtl/>
-        </w:rPr>
-        <w:t>להבין</w:t>
-      </w:r>
-      <w:proofErr w:type="spellEnd"/>
-      <w:r>
-        <w:rPr>
-          <w:rtl/>
-        </w:rPr>
-        <w:t xml:space="preserve"> </w:t>
-      </w:r>
-      <w:proofErr w:type="spellStart"/>
-      <w:r>
-        <w:rPr>
-          <w:rtl/>
-        </w:rPr>
-        <w:t>איזה</w:t>
-      </w:r>
-      <w:proofErr w:type="spellEnd"/>
-      <w:r>
-        <w:rPr>
-          <w:rtl/>
-        </w:rPr>
-        <w:t xml:space="preserve"> </w:t>
-      </w:r>
-      <w:proofErr w:type="spellStart"/>
-      <w:r>
-        <w:rPr>
-          <w:rtl/>
-        </w:rPr>
-        <w:t>סוג</w:t>
-      </w:r>
-      <w:proofErr w:type="spellEnd"/>
-      <w:r>
-        <w:rPr>
-          <w:rtl/>
-        </w:rPr>
-        <w:t xml:space="preserve"> </w:t>
-      </w:r>
-      <w:proofErr w:type="spellStart"/>
-      <w:r>
-        <w:rPr>
-          <w:rtl/>
-        </w:rPr>
-        <w:t>מקום</w:t>
-      </w:r>
-      <w:proofErr w:type="spellEnd"/>
-      <w:r>
-        <w:rPr>
-          <w:rtl/>
-        </w:rPr>
-        <w:t xml:space="preserve"> </w:t>
-      </w:r>
-      <w:proofErr w:type="spellStart"/>
-      <w:r>
-        <w:rPr>
-          <w:rtl/>
-        </w:rPr>
-        <w:t>מתאים</w:t>
-      </w:r>
-      <w:proofErr w:type="spellEnd"/>
-      <w:r>
-        <w:rPr>
-          <w:rtl/>
-        </w:rPr>
-        <w:t xml:space="preserve"> </w:t>
-      </w:r>
-      <w:proofErr w:type="spellStart"/>
-      <w:r>
-        <w:rPr>
-          <w:rtl/>
-        </w:rPr>
-        <w:t>לכם</w:t>
-      </w:r>
-      <w:proofErr w:type="spellEnd"/>
-      <w:r>
-        <w:rPr>
-          <w:rtl/>
-        </w:rPr>
-        <w:t>.</w:t>
+        <w:t>מסך ההעדפות עוזר לאפליקציה להבין איזה סוג מקום מתאים לכם.</w:t>
       </w:r>
     </w:p>
     <w:p>
@@ -2836,10 +1251,10 @@
       </w:pPr>
       <w:r>
         <w:rPr>
+          <w:noProof/>
           <w:rtl/>
           <w:lang w:bidi="he-IL"/>
         </w:rPr>
-        <w:lastRenderedPageBreak/>
         <w:drawing>
           <wp:inline distT="0" distB="0" distL="0" distR="0" wp14:anchorId="563CD24B" wp14:editId="534EC3F1">
             <wp:extent cx="1426454" cy="1674533"/>
@@ -2891,33 +1306,11 @@
         <w:bidi/>
         <w:spacing w:after="0"/>
       </w:pPr>
-      <w:proofErr w:type="spellStart"/>
-      <w:r>
-        <w:rPr>
-          <w:rtl/>
-        </w:rPr>
-        <w:t>ניתן</w:t>
-      </w:r>
-      <w:proofErr w:type="spellEnd"/>
-      <w:r>
-        <w:rPr>
-          <w:rtl/>
-        </w:rPr>
-        <w:t xml:space="preserve"> </w:t>
-      </w:r>
-      <w:proofErr w:type="spellStart"/>
-      <w:r>
-        <w:rPr>
-          <w:rtl/>
-        </w:rPr>
-        <w:t>להגדיר</w:t>
-      </w:r>
-      <w:proofErr w:type="spellEnd"/>
-      <w:r>
-        <w:rPr>
-          <w:rtl/>
-        </w:rPr>
-        <w:t>:</w:t>
+      <w:r>
+        <w:rPr>
+          <w:rtl/>
+        </w:rPr>
+        <w:t>ניתן להגדיר:</w:t>
       </w:r>
     </w:p>
     <w:p>
@@ -2981,30 +1374,8 @@
         <w:rPr>
           <w:rtl/>
         </w:rPr>
-        <w:t xml:space="preserve">• </w:t>
-      </w:r>
-      <w:proofErr w:type="spellStart"/>
-      <w:r>
-        <w:rPr>
-          <w:rtl/>
-        </w:rPr>
-        <w:t>טווח</w:t>
-      </w:r>
-      <w:proofErr w:type="spellEnd"/>
-      <w:r>
-        <w:rPr>
-          <w:rtl/>
-        </w:rPr>
-        <w:t xml:space="preserve"> </w:t>
-      </w:r>
-      <w:proofErr w:type="spellStart"/>
-      <w:r>
-        <w:rPr>
-          <w:rtl/>
-        </w:rPr>
-        <w:t>מחירים</w:t>
-      </w:r>
-      <w:proofErr w:type="spellEnd"/>
+        <w:t>• טווח מחירים</w:t>
+      </w:r>
     </w:p>
     <w:p>
       <w:pPr>
@@ -3023,115 +1394,23 @@
           <w:lang w:bidi="he-IL"/>
         </w:rPr>
       </w:pPr>
-      <w:proofErr w:type="spellStart"/>
-      <w:r>
-        <w:rPr>
-          <w:rtl/>
-        </w:rPr>
-        <w:t>כדי</w:t>
-      </w:r>
-      <w:proofErr w:type="spellEnd"/>
-      <w:r>
-        <w:rPr>
-          <w:rtl/>
-        </w:rPr>
-        <w:t xml:space="preserve"> </w:t>
-      </w:r>
-      <w:proofErr w:type="spellStart"/>
-      <w:r>
-        <w:rPr>
-          <w:rtl/>
-        </w:rPr>
-        <w:t>לשמור</w:t>
-      </w:r>
-      <w:proofErr w:type="spellEnd"/>
-      <w:r>
-        <w:rPr>
-          <w:rtl/>
-        </w:rPr>
-        <w:t xml:space="preserve"> </w:t>
-      </w:r>
-      <w:proofErr w:type="spellStart"/>
-      <w:r>
-        <w:rPr>
-          <w:rtl/>
-        </w:rPr>
-        <w:t>העדפות</w:t>
-      </w:r>
-      <w:proofErr w:type="spellEnd"/>
-      <w:r>
-        <w:rPr>
-          <w:rtl/>
-        </w:rPr>
-        <w:t>:</w:t>
-      </w:r>
-    </w:p>
-    <w:p>
-      <w:pPr>
-        <w:bidi/>
-        <w:spacing w:after="0"/>
-      </w:pPr>
-      <w:r>
-        <w:rPr>
-          <w:rtl/>
-        </w:rPr>
-        <w:t xml:space="preserve">1. </w:t>
-      </w:r>
-      <w:proofErr w:type="spellStart"/>
-      <w:r>
-        <w:rPr>
-          <w:rtl/>
-        </w:rPr>
-        <w:t>הפעילו</w:t>
-      </w:r>
-      <w:proofErr w:type="spellEnd"/>
-      <w:r>
-        <w:rPr>
-          <w:rtl/>
-        </w:rPr>
-        <w:t xml:space="preserve"> </w:t>
-      </w:r>
-      <w:proofErr w:type="spellStart"/>
-      <w:r>
-        <w:rPr>
-          <w:rtl/>
-        </w:rPr>
-        <w:t>או</w:t>
-      </w:r>
-      <w:proofErr w:type="spellEnd"/>
-      <w:r>
-        <w:rPr>
-          <w:rtl/>
-        </w:rPr>
-        <w:t xml:space="preserve"> </w:t>
-      </w:r>
-      <w:proofErr w:type="spellStart"/>
-      <w:r>
-        <w:rPr>
-          <w:rtl/>
-        </w:rPr>
-        <w:t>כבו</w:t>
-      </w:r>
-      <w:proofErr w:type="spellEnd"/>
-      <w:r>
-        <w:rPr>
-          <w:rtl/>
-        </w:rPr>
-        <w:t xml:space="preserve"> </w:t>
-      </w:r>
-      <w:proofErr w:type="spellStart"/>
-      <w:r>
-        <w:rPr>
-          <w:rtl/>
-        </w:rPr>
-        <w:t>את</w:t>
-      </w:r>
-      <w:proofErr w:type="spellEnd"/>
-      <w:r>
-        <w:rPr>
-          <w:rtl/>
-        </w:rPr>
-        <w:t xml:space="preserve"> האפשרויות הרצויות.</w:t>
+      <w:r>
+        <w:rPr>
+          <w:rtl/>
+        </w:rPr>
+        <w:t>כדי לשמור העדפות:</w:t>
+      </w:r>
+    </w:p>
+    <w:p>
+      <w:pPr>
+        <w:bidi/>
+        <w:spacing w:after="0"/>
+      </w:pPr>
+      <w:r>
+        <w:rPr>
+          <w:rtl/>
+        </w:rPr>
+        <w:t>1. הפעילו או כבו את האפשרויות הרצויות.</w:t>
       </w:r>
     </w:p>
     <w:p>
@@ -3171,105 +1450,7 @@
         <w:rPr>
           <w:rtl/>
         </w:rPr>
-        <w:t xml:space="preserve">4. לחצו </w:t>
-      </w:r>
-      <w:proofErr w:type="spellStart"/>
-      <w:r>
-        <w:rPr>
-          <w:rtl/>
-        </w:rPr>
-        <w:t>על</w:t>
-      </w:r>
-      <w:proofErr w:type="spellEnd"/>
-      <w:r>
-        <w:rPr>
-          <w:rtl/>
-        </w:rPr>
-        <w:t xml:space="preserve"> "</w:t>
-      </w:r>
-      <w:proofErr w:type="spellStart"/>
-      <w:r>
-        <w:rPr>
-          <w:rtl/>
-        </w:rPr>
-        <w:t>שמור</w:t>
-      </w:r>
-      <w:proofErr w:type="spellEnd"/>
-      <w:r>
-        <w:rPr>
-          <w:rtl/>
-        </w:rPr>
-        <w:t xml:space="preserve"> </w:t>
-      </w:r>
-      <w:proofErr w:type="spellStart"/>
-      <w:r>
-        <w:rPr>
-          <w:rtl/>
-        </w:rPr>
-        <w:t>פרופיל</w:t>
-      </w:r>
-      <w:proofErr w:type="spellEnd"/>
-      <w:r>
-        <w:rPr>
-          <w:rtl/>
-        </w:rPr>
-        <w:t xml:space="preserve"> </w:t>
-      </w:r>
-      <w:proofErr w:type="spellStart"/>
-      <w:r>
-        <w:rPr>
-          <w:rtl/>
-        </w:rPr>
-        <w:t>והמשך</w:t>
-      </w:r>
-      <w:proofErr w:type="spellEnd"/>
-      <w:r>
-        <w:rPr>
-          <w:rtl/>
-        </w:rPr>
-        <w:t xml:space="preserve">" </w:t>
-      </w:r>
-      <w:proofErr w:type="spellStart"/>
-      <w:r>
-        <w:rPr>
-          <w:rtl/>
-        </w:rPr>
-        <w:t>או</w:t>
-      </w:r>
-      <w:proofErr w:type="spellEnd"/>
-      <w:r>
-        <w:rPr>
-          <w:rtl/>
-        </w:rPr>
-        <w:t xml:space="preserve"> "</w:t>
-      </w:r>
-      <w:proofErr w:type="spellStart"/>
-      <w:r>
-        <w:rPr>
-          <w:rtl/>
-        </w:rPr>
-        <w:t>שמור</w:t>
-      </w:r>
-      <w:proofErr w:type="spellEnd"/>
-      <w:r>
-        <w:rPr>
-          <w:rtl/>
-        </w:rPr>
-        <w:t xml:space="preserve"> </w:t>
-      </w:r>
-      <w:proofErr w:type="spellStart"/>
-      <w:r>
-        <w:rPr>
-          <w:rtl/>
-        </w:rPr>
-        <w:t>שינויים</w:t>
-      </w:r>
-      <w:proofErr w:type="spellEnd"/>
-      <w:r>
-        <w:rPr>
-          <w:rtl/>
-        </w:rPr>
-        <w:t>".</w:t>
+        <w:t>4. לחצו על "שמור פרופיל והמשך" או "שמור שינויים".</w:t>
       </w:r>
     </w:p>
     <w:p>
@@ -3286,117 +1467,11 @@
         <w:bidi/>
         <w:spacing w:after="0"/>
       </w:pPr>
-      <w:proofErr w:type="spellStart"/>
-      <w:r>
-        <w:rPr>
-          <w:rtl/>
-        </w:rPr>
-        <w:t>לאחר</w:t>
-      </w:r>
-      <w:proofErr w:type="spellEnd"/>
-      <w:r>
-        <w:rPr>
-          <w:rtl/>
-        </w:rPr>
-        <w:t xml:space="preserve"> </w:t>
-      </w:r>
-      <w:proofErr w:type="spellStart"/>
-      <w:r>
-        <w:rPr>
-          <w:rtl/>
-        </w:rPr>
-        <w:t>השמירה</w:t>
-      </w:r>
-      <w:proofErr w:type="spellEnd"/>
-      <w:r>
-        <w:rPr>
-          <w:rtl/>
-        </w:rPr>
-        <w:t xml:space="preserve">, </w:t>
-      </w:r>
-      <w:proofErr w:type="spellStart"/>
-      <w:r>
-        <w:rPr>
-          <w:rtl/>
-        </w:rPr>
-        <w:t>האפליקציה</w:t>
-      </w:r>
-      <w:proofErr w:type="spellEnd"/>
-      <w:r>
-        <w:rPr>
-          <w:rtl/>
-        </w:rPr>
-        <w:t xml:space="preserve"> </w:t>
-      </w:r>
-      <w:proofErr w:type="spellStart"/>
-      <w:r>
-        <w:rPr>
-          <w:rtl/>
-        </w:rPr>
-        <w:t>תשתמש</w:t>
-      </w:r>
-      <w:proofErr w:type="spellEnd"/>
-      <w:r>
-        <w:rPr>
-          <w:rtl/>
-        </w:rPr>
-        <w:t xml:space="preserve"> </w:t>
-      </w:r>
-      <w:proofErr w:type="spellStart"/>
-      <w:r>
-        <w:rPr>
-          <w:rtl/>
-        </w:rPr>
-        <w:t>בהעדפות</w:t>
-      </w:r>
-      <w:proofErr w:type="spellEnd"/>
-      <w:r>
-        <w:rPr>
-          <w:rtl/>
-        </w:rPr>
-        <w:t xml:space="preserve"> </w:t>
-      </w:r>
-      <w:proofErr w:type="spellStart"/>
-      <w:r>
-        <w:rPr>
-          <w:rtl/>
-        </w:rPr>
-        <w:t>שלכם</w:t>
-      </w:r>
-      <w:proofErr w:type="spellEnd"/>
-      <w:r>
-        <w:rPr>
-          <w:rtl/>
-        </w:rPr>
-        <w:t xml:space="preserve"> </w:t>
-      </w:r>
-      <w:proofErr w:type="spellStart"/>
-      <w:r>
-        <w:rPr>
-          <w:rtl/>
-        </w:rPr>
-        <w:t>כדי</w:t>
-      </w:r>
-      <w:proofErr w:type="spellEnd"/>
-      <w:r>
-        <w:rPr>
-          <w:rtl/>
-        </w:rPr>
-        <w:t xml:space="preserve"> </w:t>
-      </w:r>
-      <w:proofErr w:type="spellStart"/>
-      <w:r>
-        <w:rPr>
-          <w:rtl/>
-        </w:rPr>
-        <w:t>להציג</w:t>
-      </w:r>
-      <w:proofErr w:type="spellEnd"/>
-      <w:r>
-        <w:rPr>
-          <w:rtl/>
-        </w:rPr>
-        <w:t xml:space="preserve"> מקומות מתאימים יותר.</w:t>
+      <w:r>
+        <w:rPr>
+          <w:rtl/>
+        </w:rPr>
+        <w:t>לאחר השמירה, האפליקציה תשתמש בהעדפות שלכם כדי להציג מקומות מתאימים יותר.</w:t>
       </w:r>
     </w:p>
     <w:p>
@@ -3413,49 +1488,8 @@
           <w:rFonts w:ascii="Arial" w:eastAsia="Arial" w:hAnsi="Arial" w:cs="Arial"/>
           <w:rtl/>
         </w:rPr>
-        <w:t xml:space="preserve">5. </w:t>
-      </w:r>
-      <w:proofErr w:type="spellStart"/>
-      <w:r>
-        <w:rPr>
-          <w:rFonts w:ascii="Arial" w:eastAsia="Arial" w:hAnsi="Arial" w:cs="Arial"/>
-          <w:rtl/>
-        </w:rPr>
-        <w:t>מסך</w:t>
-      </w:r>
-      <w:proofErr w:type="spellEnd"/>
-      <w:r>
-        <w:rPr>
-          <w:rFonts w:ascii="Arial" w:eastAsia="Arial" w:hAnsi="Arial" w:cs="Arial"/>
-          <w:rtl/>
-        </w:rPr>
-        <w:t xml:space="preserve"> </w:t>
-      </w:r>
-      <w:proofErr w:type="spellStart"/>
-      <w:r>
-        <w:rPr>
-          <w:rFonts w:ascii="Arial" w:eastAsia="Arial" w:hAnsi="Arial" w:cs="Arial"/>
-          <w:rtl/>
-        </w:rPr>
-        <w:t>הבית</w:t>
-      </w:r>
-      <w:proofErr w:type="spellEnd"/>
-      <w:r>
-        <w:rPr>
-          <w:rFonts w:ascii="Arial" w:eastAsia="Arial" w:hAnsi="Arial" w:cs="Arial"/>
-          <w:rtl/>
-        </w:rPr>
-        <w:t xml:space="preserve"> </w:t>
-      </w:r>
-      <w:proofErr w:type="spellStart"/>
-      <w:r>
-        <w:rPr>
-          <w:rFonts w:ascii="Arial" w:eastAsia="Arial" w:hAnsi="Arial" w:cs="Arial"/>
-          <w:rtl/>
-        </w:rPr>
-        <w:t>והמפה</w:t>
-      </w:r>
-      <w:proofErr w:type="spellEnd"/>
+        <w:t>5. מסך הבית והמפה</w:t>
+      </w:r>
     </w:p>
     <w:p>
       <w:pPr>
@@ -3466,6 +1500,7 @@
       </w:pPr>
       <w:r>
         <w:rPr>
+          <w:noProof/>
           <w:rtl/>
           <w:lang w:bidi="he-IL"/>
         </w:rPr>
@@ -3511,75 +1546,11 @@
         <w:bidi/>
         <w:spacing w:after="0"/>
       </w:pPr>
-      <w:proofErr w:type="spellStart"/>
-      <w:r>
-        <w:rPr>
-          <w:rtl/>
-        </w:rPr>
-        <w:t>מסך</w:t>
-      </w:r>
-      <w:proofErr w:type="spellEnd"/>
-      <w:r>
-        <w:rPr>
-          <w:rtl/>
-        </w:rPr>
-        <w:t xml:space="preserve"> </w:t>
-      </w:r>
-      <w:proofErr w:type="spellStart"/>
-      <w:r>
-        <w:rPr>
-          <w:rtl/>
-        </w:rPr>
-        <w:t>הבית</w:t>
-      </w:r>
-      <w:proofErr w:type="spellEnd"/>
-      <w:r>
-        <w:rPr>
-          <w:rtl/>
-        </w:rPr>
-        <w:t xml:space="preserve"> </w:t>
-      </w:r>
-      <w:proofErr w:type="spellStart"/>
-      <w:r>
-        <w:rPr>
-          <w:rtl/>
-        </w:rPr>
-        <w:t>הוא</w:t>
-      </w:r>
-      <w:proofErr w:type="spellEnd"/>
-      <w:r>
-        <w:rPr>
-          <w:rtl/>
-        </w:rPr>
-        <w:t xml:space="preserve"> </w:t>
-      </w:r>
-      <w:proofErr w:type="spellStart"/>
-      <w:r>
-        <w:rPr>
-          <w:rtl/>
-        </w:rPr>
-        <w:t>המקום</w:t>
-      </w:r>
-      <w:proofErr w:type="spellEnd"/>
-      <w:r>
-        <w:rPr>
-          <w:rtl/>
-        </w:rPr>
-        <w:t xml:space="preserve"> </w:t>
-      </w:r>
-      <w:proofErr w:type="spellStart"/>
-      <w:r>
-        <w:rPr>
-          <w:rtl/>
-        </w:rPr>
-        <w:t>המרכזי</w:t>
-      </w:r>
-      <w:proofErr w:type="spellEnd"/>
-      <w:r>
-        <w:rPr>
-          <w:rtl/>
-        </w:rPr>
-        <w:t xml:space="preserve"> לחיפוש מקומות עבודה.</w:t>
+      <w:r>
+        <w:rPr>
+          <w:rtl/>
+        </w:rPr>
+        <w:t>מסך הבית הוא המקום המרכזי לחיפוש מקומות עבודה.</w:t>
       </w:r>
     </w:p>
     <w:p>
@@ -3655,63 +1626,7 @@
         <w:rPr>
           <w:rtl/>
         </w:rPr>
-        <w:t xml:space="preserve">• </w:t>
-      </w:r>
-      <w:proofErr w:type="spellStart"/>
-      <w:r>
-        <w:rPr>
-          <w:rtl/>
-        </w:rPr>
-        <w:t>אפשרות</w:t>
-      </w:r>
-      <w:proofErr w:type="spellEnd"/>
-      <w:r>
-        <w:rPr>
-          <w:rtl/>
-        </w:rPr>
-        <w:t xml:space="preserve"> </w:t>
-      </w:r>
-      <w:proofErr w:type="spellStart"/>
-      <w:r>
-        <w:rPr>
-          <w:rtl/>
-        </w:rPr>
-        <w:t>לפתוח</w:t>
-      </w:r>
-      <w:proofErr w:type="spellEnd"/>
-      <w:r>
-        <w:rPr>
-          <w:rtl/>
-        </w:rPr>
-        <w:t xml:space="preserve"> </w:t>
-      </w:r>
-      <w:proofErr w:type="spellStart"/>
-      <w:r>
-        <w:rPr>
-          <w:rtl/>
-        </w:rPr>
-        <w:t>סינון</w:t>
-      </w:r>
-      <w:proofErr w:type="spellEnd"/>
-      <w:r>
-        <w:rPr>
-          <w:rtl/>
-        </w:rPr>
-        <w:t xml:space="preserve"> </w:t>
-      </w:r>
-      <w:proofErr w:type="spellStart"/>
-      <w:r>
-        <w:rPr>
-          <w:rtl/>
-        </w:rPr>
-        <w:t>מתקדם</w:t>
-      </w:r>
-      <w:proofErr w:type="spellEnd"/>
-      <w:r>
-        <w:rPr>
-          <w:rtl/>
-        </w:rPr>
-        <w:t>.</w:t>
+        <w:t>• אפשרות לפתוח סינון מתקדם.</w:t>
       </w:r>
     </w:p>
     <w:p>
@@ -3732,47 +1647,12 @@
           <w:lang w:bidi="he-IL"/>
         </w:rPr>
       </w:pPr>
-      <w:proofErr w:type="spellStart"/>
-      <w:r>
-        <w:rPr>
-          <w:rtl/>
-        </w:rPr>
-        <w:t>כדי</w:t>
-      </w:r>
-      <w:proofErr w:type="spellEnd"/>
-      <w:r>
-        <w:rPr>
-          <w:rtl/>
-        </w:rPr>
-        <w:t xml:space="preserve"> </w:t>
-      </w:r>
-      <w:proofErr w:type="spellStart"/>
-      <w:r>
-        <w:rPr>
-          <w:rtl/>
-        </w:rPr>
-        <w:t>למצוא</w:t>
-      </w:r>
-      <w:proofErr w:type="spellEnd"/>
-      <w:r>
-        <w:rPr>
-          <w:rtl/>
-        </w:rPr>
-        <w:t xml:space="preserve"> </w:t>
-      </w:r>
-      <w:proofErr w:type="spellStart"/>
-      <w:r>
-        <w:rPr>
-          <w:rtl/>
-        </w:rPr>
-        <w:t>מקום</w:t>
-      </w:r>
-      <w:proofErr w:type="spellEnd"/>
-      <w:r>
-        <w:rPr>
-          <w:rtl/>
-        </w:rPr>
-        <w:t>:</w:t>
+      <w:r>
+        <w:rPr>
+          <w:rtl/>
+        </w:rPr>
+        <w:lastRenderedPageBreak/>
+        <w:t>כדי למצוא מקום:</w:t>
       </w:r>
     </w:p>
     <w:p>
@@ -3793,49 +1673,7 @@
         <w:rPr>
           <w:rtl/>
         </w:rPr>
-        <w:t xml:space="preserve">1. </w:t>
-      </w:r>
-      <w:proofErr w:type="spellStart"/>
-      <w:r>
-        <w:rPr>
-          <w:rtl/>
-        </w:rPr>
-        <w:t>עברו</w:t>
-      </w:r>
-      <w:proofErr w:type="spellEnd"/>
-      <w:r>
-        <w:rPr>
-          <w:rtl/>
-        </w:rPr>
-        <w:t xml:space="preserve"> </w:t>
-      </w:r>
-      <w:proofErr w:type="spellStart"/>
-      <w:r>
-        <w:rPr>
-          <w:rtl/>
-        </w:rPr>
-        <w:t>למסך</w:t>
-      </w:r>
-      <w:proofErr w:type="spellEnd"/>
-      <w:r>
-        <w:rPr>
-          <w:rtl/>
-        </w:rPr>
-        <w:t xml:space="preserve"> "</w:t>
-      </w:r>
-      <w:proofErr w:type="spellStart"/>
-      <w:r>
-        <w:rPr>
-          <w:rtl/>
-        </w:rPr>
-        <w:t>מפה</w:t>
-      </w:r>
-      <w:proofErr w:type="spellEnd"/>
-      <w:r>
-        <w:rPr>
-          <w:rtl/>
-        </w:rPr>
-        <w:t>".</w:t>
+        <w:t>1. עברו למסך "מפה".</w:t>
       </w:r>
     </w:p>
     <w:p>
@@ -3883,7 +1721,6 @@
         <w:rPr>
           <w:rtl/>
         </w:rPr>
-        <w:lastRenderedPageBreak/>
         <w:t>5. לחצו על מקום ברשימה או על סימון במפה כדי לפתוח את הפרטים שלו.</w:t>
       </w:r>
     </w:p>
@@ -3913,33 +1750,8 @@
           <w:rFonts w:ascii="Arial" w:eastAsia="Arial" w:hAnsi="Arial" w:cs="Arial"/>
           <w:rtl/>
         </w:rPr>
-        <w:t xml:space="preserve">6. </w:t>
-      </w:r>
-      <w:proofErr w:type="spellStart"/>
-      <w:r>
-        <w:rPr>
-          <w:rFonts w:ascii="Arial" w:eastAsia="Arial" w:hAnsi="Arial" w:cs="Arial"/>
-          <w:rtl/>
-        </w:rPr>
-        <w:t>סינון</w:t>
-      </w:r>
-      <w:proofErr w:type="spellEnd"/>
-      <w:r>
-        <w:rPr>
-          <w:rFonts w:ascii="Arial" w:eastAsia="Arial" w:hAnsi="Arial" w:cs="Arial"/>
-          <w:rtl/>
-        </w:rPr>
-        <w:t xml:space="preserve"> </w:t>
-      </w:r>
-      <w:proofErr w:type="spellStart"/>
-      <w:r>
-        <w:rPr>
-          <w:rFonts w:ascii="Arial" w:eastAsia="Arial" w:hAnsi="Arial" w:cs="Arial"/>
-          <w:rtl/>
-        </w:rPr>
-        <w:t>מתקדם</w:t>
-      </w:r>
-      <w:proofErr w:type="spellEnd"/>
+        <w:t>6. סינון מתקדם</w:t>
+      </w:r>
     </w:p>
     <w:p>
       <w:pPr>
@@ -3950,6 +1762,7 @@
       </w:pPr>
       <w:r>
         <w:rPr>
+          <w:noProof/>
           <w:rtl/>
           <w:lang w:bidi="he-IL"/>
         </w:rPr>
@@ -3998,159 +1811,11 @@
           <w:lang w:bidi="he-IL"/>
         </w:rPr>
       </w:pPr>
-      <w:proofErr w:type="spellStart"/>
-      <w:r>
-        <w:rPr>
-          <w:rtl/>
-        </w:rPr>
-        <w:t>במסך</w:t>
-      </w:r>
-      <w:proofErr w:type="spellEnd"/>
-      <w:r>
-        <w:rPr>
-          <w:rtl/>
-        </w:rPr>
-        <w:t xml:space="preserve"> </w:t>
-      </w:r>
-      <w:proofErr w:type="spellStart"/>
-      <w:r>
-        <w:rPr>
-          <w:rtl/>
-        </w:rPr>
-        <w:t>הבית</w:t>
-      </w:r>
-      <w:proofErr w:type="spellEnd"/>
-      <w:r>
-        <w:rPr>
-          <w:rtl/>
-        </w:rPr>
-        <w:t xml:space="preserve"> </w:t>
-      </w:r>
-      <w:proofErr w:type="spellStart"/>
-      <w:r>
-        <w:rPr>
-          <w:rtl/>
-        </w:rPr>
-        <w:t>אפשר</w:t>
-      </w:r>
-      <w:proofErr w:type="spellEnd"/>
-      <w:r>
-        <w:rPr>
-          <w:rtl/>
-        </w:rPr>
-        <w:t xml:space="preserve"> </w:t>
-      </w:r>
-      <w:proofErr w:type="spellStart"/>
-      <w:r>
-        <w:rPr>
-          <w:rtl/>
-        </w:rPr>
-        <w:t>ללחוץ</w:t>
-      </w:r>
-      <w:proofErr w:type="spellEnd"/>
-      <w:r>
-        <w:rPr>
-          <w:rtl/>
-        </w:rPr>
-        <w:t xml:space="preserve"> </w:t>
-      </w:r>
-      <w:proofErr w:type="spellStart"/>
-      <w:r>
-        <w:rPr>
-          <w:rtl/>
-        </w:rPr>
-        <w:t>על</w:t>
-      </w:r>
-      <w:proofErr w:type="spellEnd"/>
-      <w:r>
-        <w:rPr>
-          <w:rtl/>
-        </w:rPr>
-        <w:t xml:space="preserve"> "</w:t>
-      </w:r>
-      <w:proofErr w:type="spellStart"/>
-      <w:r>
-        <w:rPr>
-          <w:rtl/>
-        </w:rPr>
-        <w:t>עוד</w:t>
-      </w:r>
-      <w:proofErr w:type="spellEnd"/>
-      <w:r>
-        <w:rPr>
-          <w:rtl/>
-        </w:rPr>
-        <w:t xml:space="preserve">" </w:t>
-      </w:r>
-      <w:proofErr w:type="spellStart"/>
-      <w:r>
-        <w:rPr>
-          <w:rtl/>
-        </w:rPr>
-        <w:t>כדי</w:t>
-      </w:r>
-      <w:proofErr w:type="spellEnd"/>
-      <w:r>
-        <w:rPr>
-          <w:rtl/>
-        </w:rPr>
-        <w:t xml:space="preserve"> </w:t>
-      </w:r>
-      <w:proofErr w:type="spellStart"/>
-      <w:r>
-        <w:rPr>
-          <w:rtl/>
-        </w:rPr>
-        <w:t>לפתוח</w:t>
-      </w:r>
-      <w:proofErr w:type="spellEnd"/>
-      <w:r>
-        <w:rPr>
-          <w:rtl/>
-        </w:rPr>
-        <w:t xml:space="preserve"> </w:t>
-      </w:r>
-      <w:proofErr w:type="spellStart"/>
-      <w:r>
-        <w:rPr>
-          <w:rtl/>
-        </w:rPr>
-        <w:t>אפשרויות</w:t>
-      </w:r>
-      <w:proofErr w:type="spellEnd"/>
-      <w:r>
-        <w:rPr>
-          <w:rtl/>
-        </w:rPr>
-        <w:t xml:space="preserve"> </w:t>
-      </w:r>
-      <w:proofErr w:type="spellStart"/>
-      <w:r>
-        <w:rPr>
-          <w:rtl/>
-        </w:rPr>
-        <w:t>סינון</w:t>
-      </w:r>
-      <w:proofErr w:type="spellEnd"/>
-      <w:r>
-        <w:rPr>
-          <w:rtl/>
-        </w:rPr>
-        <w:t xml:space="preserve"> </w:t>
-      </w:r>
-      <w:proofErr w:type="spellStart"/>
-      <w:r>
-        <w:rPr>
-          <w:rtl/>
-        </w:rPr>
-        <w:t>נוספות</w:t>
-      </w:r>
-      <w:proofErr w:type="spellEnd"/>
-      <w:r>
-        <w:rPr>
-          <w:rtl/>
-        </w:rPr>
-        <w:t>.</w:t>
+      <w:r>
+        <w:rPr>
+          <w:rtl/>
+        </w:rPr>
+        <w:t>במסך הבית אפשר ללחוץ על "עוד" כדי לפתוח אפשרויות סינון נוספות.</w:t>
       </w:r>
     </w:p>
     <w:p>
@@ -4162,47 +1827,11 @@
           <w:lang w:bidi="he-IL"/>
         </w:rPr>
       </w:pPr>
-      <w:proofErr w:type="spellStart"/>
-      <w:r>
-        <w:rPr>
-          <w:rtl/>
-        </w:rPr>
-        <w:t>בסינון</w:t>
-      </w:r>
-      <w:proofErr w:type="spellEnd"/>
-      <w:r>
-        <w:rPr>
-          <w:rtl/>
-        </w:rPr>
-        <w:t xml:space="preserve"> </w:t>
-      </w:r>
-      <w:proofErr w:type="spellStart"/>
-      <w:r>
-        <w:rPr>
-          <w:rtl/>
-        </w:rPr>
-        <w:t>המתקדם</w:t>
-      </w:r>
-      <w:proofErr w:type="spellEnd"/>
-      <w:r>
-        <w:rPr>
-          <w:rtl/>
-        </w:rPr>
-        <w:t xml:space="preserve"> </w:t>
-      </w:r>
-      <w:proofErr w:type="spellStart"/>
-      <w:r>
-        <w:rPr>
-          <w:rtl/>
-        </w:rPr>
-        <w:t>ניתן</w:t>
-      </w:r>
-      <w:proofErr w:type="spellEnd"/>
-      <w:r>
-        <w:rPr>
-          <w:rtl/>
-        </w:rPr>
-        <w:t>:</w:t>
+      <w:r>
+        <w:rPr>
+          <w:rtl/>
+        </w:rPr>
+        <w:t>בסינון המתקדם ניתן:</w:t>
       </w:r>
     </w:p>
     <w:p>
@@ -4223,63 +1852,7 @@
         <w:rPr>
           <w:rtl/>
         </w:rPr>
-        <w:t xml:space="preserve">• </w:t>
-      </w:r>
-      <w:proofErr w:type="spellStart"/>
-      <w:r>
-        <w:rPr>
-          <w:rtl/>
-        </w:rPr>
-        <w:t>לשנות</w:t>
-      </w:r>
-      <w:proofErr w:type="spellEnd"/>
-      <w:r>
-        <w:rPr>
-          <w:rtl/>
-        </w:rPr>
-        <w:t xml:space="preserve"> </w:t>
-      </w:r>
-      <w:proofErr w:type="spellStart"/>
-      <w:r>
-        <w:rPr>
-          <w:rtl/>
-        </w:rPr>
-        <w:t>את</w:t>
-      </w:r>
-      <w:proofErr w:type="spellEnd"/>
-      <w:r>
-        <w:rPr>
-          <w:rtl/>
-        </w:rPr>
-        <w:t xml:space="preserve"> </w:t>
-      </w:r>
-      <w:proofErr w:type="spellStart"/>
-      <w:r>
-        <w:rPr>
-          <w:rtl/>
-        </w:rPr>
-        <w:t>רדיוס</w:t>
-      </w:r>
-      <w:proofErr w:type="spellEnd"/>
-      <w:r>
-        <w:rPr>
-          <w:rtl/>
-        </w:rPr>
-        <w:t xml:space="preserve"> </w:t>
-      </w:r>
-      <w:proofErr w:type="spellStart"/>
-      <w:r>
-        <w:rPr>
-          <w:rtl/>
-        </w:rPr>
-        <w:t>החיפוש</w:t>
-      </w:r>
-      <w:proofErr w:type="spellEnd"/>
-      <w:r>
-        <w:rPr>
-          <w:rtl/>
-        </w:rPr>
-        <w:t>.</w:t>
+        <w:t>• לשנות את רדיוס החיפוש.</w:t>
       </w:r>
     </w:p>
     <w:p>
@@ -4295,49 +1868,7 @@
         <w:rPr>
           <w:rtl/>
         </w:rPr>
-        <w:t xml:space="preserve">• </w:t>
-      </w:r>
-      <w:proofErr w:type="spellStart"/>
-      <w:r>
-        <w:rPr>
-          <w:rtl/>
-        </w:rPr>
-        <w:t>לבחור</w:t>
-      </w:r>
-      <w:proofErr w:type="spellEnd"/>
-      <w:r>
-        <w:rPr>
-          <w:rtl/>
-        </w:rPr>
-        <w:t xml:space="preserve"> </w:t>
-      </w:r>
-      <w:proofErr w:type="spellStart"/>
-      <w:r>
-        <w:rPr>
-          <w:rtl/>
-        </w:rPr>
-        <w:t>טווח</w:t>
-      </w:r>
-      <w:proofErr w:type="spellEnd"/>
-      <w:r>
-        <w:rPr>
-          <w:rtl/>
-        </w:rPr>
-        <w:t xml:space="preserve"> </w:t>
-      </w:r>
-      <w:proofErr w:type="spellStart"/>
-      <w:r>
-        <w:rPr>
-          <w:rtl/>
-        </w:rPr>
-        <w:t>מחירים</w:t>
-      </w:r>
-      <w:proofErr w:type="spellEnd"/>
-      <w:r>
-        <w:rPr>
-          <w:rtl/>
-        </w:rPr>
-        <w:t>.</w:t>
+        <w:t>• לבחור טווח מחירים.</w:t>
       </w:r>
     </w:p>
     <w:p>
@@ -4354,56 +1885,12 @@
         <w:bidi/>
         <w:spacing w:after="0"/>
       </w:pPr>
-      <w:proofErr w:type="spellStart"/>
-      <w:r>
-        <w:rPr>
-          <w:rtl/>
-        </w:rPr>
-        <w:t>דוגמה</w:t>
-      </w:r>
-      <w:proofErr w:type="spellEnd"/>
-      <w:r>
-        <w:rPr>
-          <w:rtl/>
-        </w:rPr>
-        <w:t xml:space="preserve">: </w:t>
-      </w:r>
-      <w:proofErr w:type="spellStart"/>
-      <w:r>
-        <w:rPr>
-          <w:rtl/>
-        </w:rPr>
-        <w:t>אם</w:t>
-      </w:r>
-      <w:proofErr w:type="spellEnd"/>
-      <w:r>
-        <w:rPr>
-          <w:rtl/>
-        </w:rPr>
-        <w:t xml:space="preserve"> </w:t>
-      </w:r>
-      <w:proofErr w:type="spellStart"/>
-      <w:r>
-        <w:rPr>
-          <w:rtl/>
-        </w:rPr>
-        <w:t>אתם</w:t>
-      </w:r>
-      <w:proofErr w:type="spellEnd"/>
-      <w:r>
-        <w:rPr>
-          <w:rtl/>
-        </w:rPr>
-        <w:t xml:space="preserve"> </w:t>
-      </w:r>
-      <w:proofErr w:type="spellStart"/>
-      <w:r>
-        <w:rPr>
-          <w:rtl/>
-        </w:rPr>
-        <w:t>רוצים</w:t>
-      </w:r>
-      <w:proofErr w:type="spellEnd"/>
+      <w:r>
+        <w:rPr>
+          <w:rtl/>
+        </w:rPr>
+        <w:t>דוגמה: אם אתם רוצים</w:t>
+      </w:r>
       <w:r>
         <w:rPr>
           <w:rtl/>
@@ -4437,105 +1924,7 @@
         <w:rPr>
           <w:rtl/>
         </w:rPr>
-        <w:t xml:space="preserve">כאשר </w:t>
-      </w:r>
-      <w:proofErr w:type="spellStart"/>
-      <w:r>
-        <w:rPr>
-          <w:rtl/>
-        </w:rPr>
-        <w:t>לוחצים</w:t>
-      </w:r>
-      <w:proofErr w:type="spellEnd"/>
-      <w:r>
-        <w:rPr>
-          <w:rtl/>
-        </w:rPr>
-        <w:t xml:space="preserve"> </w:t>
-      </w:r>
-      <w:proofErr w:type="spellStart"/>
-      <w:r>
-        <w:rPr>
-          <w:rtl/>
-        </w:rPr>
-        <w:t>על</w:t>
-      </w:r>
-      <w:proofErr w:type="spellEnd"/>
-      <w:r>
-        <w:rPr>
-          <w:rtl/>
-        </w:rPr>
-        <w:t xml:space="preserve"> </w:t>
-      </w:r>
-      <w:proofErr w:type="spellStart"/>
-      <w:r>
-        <w:rPr>
-          <w:rtl/>
-        </w:rPr>
-        <w:t>מקום</w:t>
-      </w:r>
-      <w:proofErr w:type="spellEnd"/>
-      <w:r>
-        <w:rPr>
-          <w:rtl/>
-        </w:rPr>
-        <w:t xml:space="preserve">, </w:t>
-      </w:r>
-      <w:proofErr w:type="spellStart"/>
-      <w:r>
-        <w:rPr>
-          <w:rtl/>
-        </w:rPr>
-        <w:t>נפתח</w:t>
-      </w:r>
-      <w:proofErr w:type="spellEnd"/>
-      <w:r>
-        <w:rPr>
-          <w:rtl/>
-        </w:rPr>
-        <w:t xml:space="preserve"> </w:t>
-      </w:r>
-      <w:proofErr w:type="spellStart"/>
-      <w:r>
-        <w:rPr>
-          <w:rtl/>
-        </w:rPr>
-        <w:t>מסך</w:t>
-      </w:r>
-      <w:proofErr w:type="spellEnd"/>
-      <w:r>
-        <w:rPr>
-          <w:rtl/>
-        </w:rPr>
-        <w:t xml:space="preserve"> </w:t>
-      </w:r>
-      <w:proofErr w:type="spellStart"/>
-      <w:r>
-        <w:rPr>
-          <w:rtl/>
-        </w:rPr>
-        <w:t>פרופיל</w:t>
-      </w:r>
-      <w:proofErr w:type="spellEnd"/>
-      <w:r>
-        <w:rPr>
-          <w:rtl/>
-        </w:rPr>
-        <w:t xml:space="preserve"> </w:t>
-      </w:r>
-      <w:proofErr w:type="spellStart"/>
-      <w:r>
-        <w:rPr>
-          <w:rtl/>
-        </w:rPr>
-        <w:t>המקום</w:t>
-      </w:r>
-      <w:proofErr w:type="spellEnd"/>
-      <w:r>
-        <w:rPr>
-          <w:rtl/>
-        </w:rPr>
-        <w:t>.</w:t>
+        <w:t>כאשר לוחצים על מקום, נפתח מסך פרופיל המקום.</w:t>
       </w:r>
       <w:r>
         <w:rPr>
@@ -4546,6 +1935,7 @@
       </w:r>
       <w:r>
         <w:rPr>
+          <w:noProof/>
           <w:rtl/>
           <w:lang w:bidi="he-IL"/>
         </w:rPr>
@@ -4603,101 +1993,23 @@
           <w:lang w:bidi="he-IL"/>
         </w:rPr>
       </w:pPr>
-      <w:proofErr w:type="spellStart"/>
-      <w:r>
-        <w:rPr>
-          <w:rtl/>
-        </w:rPr>
-        <w:t>במסך</w:t>
-      </w:r>
-      <w:proofErr w:type="spellEnd"/>
-      <w:r>
-        <w:rPr>
-          <w:rtl/>
-        </w:rPr>
-        <w:t xml:space="preserve"> </w:t>
-      </w:r>
-      <w:proofErr w:type="spellStart"/>
-      <w:r>
-        <w:rPr>
-          <w:rtl/>
-        </w:rPr>
-        <w:t>זה</w:t>
-      </w:r>
-      <w:proofErr w:type="spellEnd"/>
-      <w:r>
-        <w:rPr>
-          <w:rtl/>
-        </w:rPr>
-        <w:t xml:space="preserve"> </w:t>
-      </w:r>
-      <w:proofErr w:type="spellStart"/>
-      <w:r>
-        <w:rPr>
-          <w:rtl/>
-        </w:rPr>
-        <w:t>אפשר</w:t>
-      </w:r>
-      <w:proofErr w:type="spellEnd"/>
-      <w:r>
-        <w:rPr>
-          <w:rtl/>
-        </w:rPr>
-        <w:t xml:space="preserve"> </w:t>
-      </w:r>
-      <w:proofErr w:type="spellStart"/>
-      <w:r>
-        <w:rPr>
-          <w:rtl/>
-        </w:rPr>
-        <w:t>לראות</w:t>
-      </w:r>
-      <w:proofErr w:type="spellEnd"/>
-      <w:r>
-        <w:rPr>
-          <w:rtl/>
-        </w:rPr>
-        <w:t>:</w:t>
-      </w:r>
-    </w:p>
-    <w:p>
-      <w:pPr>
-        <w:bidi/>
-        <w:spacing w:after="0"/>
-      </w:pPr>
-      <w:r>
-        <w:rPr>
-          <w:rtl/>
-        </w:rPr>
-        <w:t xml:space="preserve">• </w:t>
-      </w:r>
-      <w:proofErr w:type="spellStart"/>
-      <w:r>
-        <w:rPr>
-          <w:rtl/>
-        </w:rPr>
-        <w:t>שם</w:t>
-      </w:r>
-      <w:proofErr w:type="spellEnd"/>
-      <w:r>
-        <w:rPr>
-          <w:rtl/>
-        </w:rPr>
-        <w:t xml:space="preserve"> </w:t>
-      </w:r>
-      <w:proofErr w:type="spellStart"/>
-      <w:r>
-        <w:rPr>
-          <w:rtl/>
-        </w:rPr>
-        <w:t>המקום</w:t>
-      </w:r>
-      <w:proofErr w:type="spellEnd"/>
-      <w:r>
-        <w:rPr>
-          <w:rtl/>
-        </w:rPr>
-        <w:t>.</w:t>
+      <w:r>
+        <w:rPr>
+          <w:rtl/>
+        </w:rPr>
+        <w:t>במסך זה אפשר לראות:</w:t>
+      </w:r>
+    </w:p>
+    <w:p>
+      <w:pPr>
+        <w:bidi/>
+        <w:spacing w:after="0"/>
+      </w:pPr>
+      <w:r>
+        <w:rPr>
+          <w:rtl/>
+        </w:rPr>
+        <w:t>• שם המקום.</w:t>
       </w:r>
     </w:p>
     <w:p>
@@ -4757,6 +2069,7 @@
         <w:rPr>
           <w:rtl/>
         </w:rPr>
+        <w:lastRenderedPageBreak/>
         <w:t>• האם יש Wi-Fi טוב.</w:t>
       </w:r>
     </w:p>
@@ -4821,63 +2134,7 @@
         <w:rPr>
           <w:rtl/>
         </w:rPr>
-        <w:t xml:space="preserve">• </w:t>
-      </w:r>
-      <w:proofErr w:type="spellStart"/>
-      <w:r>
-        <w:rPr>
-          <w:rtl/>
-        </w:rPr>
-        <w:t>תחזית</w:t>
-      </w:r>
-      <w:proofErr w:type="spellEnd"/>
-      <w:r>
-        <w:rPr>
-          <w:rtl/>
-        </w:rPr>
-        <w:t xml:space="preserve"> </w:t>
-      </w:r>
-      <w:proofErr w:type="spellStart"/>
-      <w:r>
-        <w:rPr>
-          <w:rtl/>
-        </w:rPr>
-        <w:t>עומס</w:t>
-      </w:r>
-      <w:proofErr w:type="spellEnd"/>
-      <w:r>
-        <w:rPr>
-          <w:rtl/>
-        </w:rPr>
-        <w:t xml:space="preserve"> </w:t>
-      </w:r>
-      <w:proofErr w:type="spellStart"/>
-      <w:r>
-        <w:rPr>
-          <w:rtl/>
-        </w:rPr>
-        <w:t>לפי</w:t>
-      </w:r>
-      <w:proofErr w:type="spellEnd"/>
-      <w:r>
-        <w:rPr>
-          <w:rtl/>
-        </w:rPr>
-        <w:t xml:space="preserve"> </w:t>
-      </w:r>
-      <w:proofErr w:type="spellStart"/>
-      <w:r>
-        <w:rPr>
-          <w:rtl/>
-        </w:rPr>
-        <w:t>שעות</w:t>
-      </w:r>
-      <w:proofErr w:type="spellEnd"/>
-      <w:r>
-        <w:rPr>
-          <w:rtl/>
-        </w:rPr>
-        <w:t>.</w:t>
+        <w:t>• תחזית עומס לפי שעות.</w:t>
       </w:r>
     </w:p>
     <w:p>
@@ -4894,47 +2151,11 @@
         <w:bidi/>
         <w:spacing w:after="0"/>
       </w:pPr>
-      <w:proofErr w:type="spellStart"/>
-      <w:r>
-        <w:rPr>
-          <w:rtl/>
-        </w:rPr>
-        <w:t>כדי</w:t>
-      </w:r>
-      <w:proofErr w:type="spellEnd"/>
-      <w:r>
-        <w:rPr>
-          <w:rtl/>
-        </w:rPr>
-        <w:t xml:space="preserve"> </w:t>
-      </w:r>
-      <w:proofErr w:type="spellStart"/>
-      <w:r>
-        <w:rPr>
-          <w:rtl/>
-        </w:rPr>
-        <w:t>להשתמש</w:t>
-      </w:r>
-      <w:proofErr w:type="spellEnd"/>
-      <w:r>
-        <w:rPr>
-          <w:rtl/>
-        </w:rPr>
-        <w:t xml:space="preserve"> </w:t>
-      </w:r>
-      <w:proofErr w:type="spellStart"/>
-      <w:r>
-        <w:rPr>
-          <w:rtl/>
-        </w:rPr>
-        <w:t>במסך</w:t>
-      </w:r>
-      <w:proofErr w:type="spellEnd"/>
-      <w:r>
-        <w:rPr>
-          <w:rtl/>
-        </w:rPr>
-        <w:t>:</w:t>
+      <w:r>
+        <w:rPr>
+          <w:rtl/>
+        </w:rPr>
+        <w:t>כדי להשתמש במסך:</w:t>
       </w:r>
     </w:p>
     <w:p>
@@ -4978,7 +2199,6 @@
         <w:bidi/>
         <w:spacing w:after="0"/>
         <w:rPr>
-          <w:rFonts w:hint="cs"/>
           <w:lang w:bidi="he-IL"/>
         </w:rPr>
       </w:pPr>
@@ -4988,129 +2208,23 @@
         </w:rPr>
         <w:t xml:space="preserve">4. אם אתם נמצאים במקום או ביקרתם </w:t>
       </w:r>
-      <w:proofErr w:type="spellStart"/>
-      <w:r>
-        <w:rPr>
-          <w:rtl/>
-        </w:rPr>
-        <w:t>בו</w:t>
-      </w:r>
-      <w:proofErr w:type="spellEnd"/>
-      <w:r>
-        <w:rPr>
-          <w:rtl/>
-        </w:rPr>
-        <w:t xml:space="preserve">, </w:t>
-      </w:r>
-      <w:proofErr w:type="spellStart"/>
-      <w:r>
-        <w:rPr>
-          <w:rtl/>
-        </w:rPr>
-        <w:t>לחצו</w:t>
-      </w:r>
-      <w:proofErr w:type="spellEnd"/>
-      <w:r>
-        <w:rPr>
-          <w:rtl/>
-        </w:rPr>
-        <w:t xml:space="preserve"> </w:t>
-      </w:r>
-      <w:proofErr w:type="spellStart"/>
-      <w:r>
-        <w:rPr>
-          <w:rtl/>
-        </w:rPr>
-        <w:t>על</w:t>
-      </w:r>
-      <w:proofErr w:type="spellEnd"/>
-      <w:r>
-        <w:rPr>
-          <w:rtl/>
-        </w:rPr>
-        <w:t xml:space="preserve"> "</w:t>
-      </w:r>
-      <w:proofErr w:type="spellStart"/>
-      <w:r>
-        <w:rPr>
-          <w:rtl/>
-        </w:rPr>
-        <w:t>דרג</w:t>
-      </w:r>
-      <w:proofErr w:type="spellEnd"/>
-      <w:r>
-        <w:rPr>
-          <w:rtl/>
-        </w:rPr>
-        <w:t>".</w:t>
-      </w:r>
-    </w:p>
-    <w:p>
-      <w:pPr>
-        <w:bidi/>
-        <w:spacing w:after="0"/>
-      </w:pPr>
-      <w:r>
-        <w:rPr>
-          <w:rtl/>
-        </w:rPr>
-        <w:t xml:space="preserve">5. </w:t>
-      </w:r>
-      <w:proofErr w:type="spellStart"/>
-      <w:r>
-        <w:rPr>
-          <w:rtl/>
-        </w:rPr>
-        <w:t>לחזרה</w:t>
-      </w:r>
-      <w:proofErr w:type="spellEnd"/>
-      <w:r>
-        <w:rPr>
-          <w:rtl/>
-        </w:rPr>
-        <w:t xml:space="preserve"> </w:t>
-      </w:r>
-      <w:proofErr w:type="spellStart"/>
-      <w:r>
-        <w:rPr>
-          <w:rtl/>
-        </w:rPr>
-        <w:t>למסך</w:t>
-      </w:r>
-      <w:proofErr w:type="spellEnd"/>
-      <w:r>
-        <w:rPr>
-          <w:rtl/>
-        </w:rPr>
-        <w:t xml:space="preserve"> </w:t>
-      </w:r>
-      <w:proofErr w:type="spellStart"/>
-      <w:r>
-        <w:rPr>
-          <w:rtl/>
-        </w:rPr>
-        <w:t>הבית</w:t>
-      </w:r>
-      <w:proofErr w:type="spellEnd"/>
-      <w:r>
-        <w:rPr>
-          <w:rtl/>
-        </w:rPr>
-        <w:t xml:space="preserve"> </w:t>
-      </w:r>
-      <w:proofErr w:type="spellStart"/>
-      <w:r>
-        <w:rPr>
-          <w:rtl/>
-        </w:rPr>
-        <w:t>לחצו</w:t>
-      </w:r>
-      <w:proofErr w:type="spellEnd"/>
-      <w:r>
-        <w:rPr>
-          <w:rtl/>
-        </w:rPr>
-        <w:t xml:space="preserve"> על "חזרה למפה".</w:t>
+      <w:r>
+        <w:rPr>
+          <w:rtl/>
+        </w:rPr>
+        <w:t>בו, לחצו על "דרג".</w:t>
+      </w:r>
+    </w:p>
+    <w:p>
+      <w:pPr>
+        <w:bidi/>
+        <w:spacing w:after="0"/>
+      </w:pPr>
+      <w:r>
+        <w:rPr>
+          <w:rtl/>
+        </w:rPr>
+        <w:t>5. לחזרה למסך הבית לחצו על "חזרה למפה".</w:t>
       </w:r>
     </w:p>
     <w:p>
@@ -5151,76 +2265,20 @@
         <w:rPr>
           <w:rtl/>
         </w:rPr>
-        <w:t xml:space="preserve">מומלץ לבדוק את התחזית לפני שיוצאים למקום, במיוחד אם אתם צריכים שקט </w:t>
-      </w:r>
-      <w:proofErr w:type="spellStart"/>
-      <w:r>
-        <w:rPr>
-          <w:rtl/>
-        </w:rPr>
-        <w:t>או</w:t>
-      </w:r>
-      <w:proofErr w:type="spellEnd"/>
-      <w:r>
-        <w:rPr>
-          <w:rtl/>
-        </w:rPr>
-        <w:t xml:space="preserve"> </w:t>
-      </w:r>
-      <w:proofErr w:type="spellStart"/>
-      <w:r>
-        <w:rPr>
-          <w:rtl/>
-        </w:rPr>
-        <w:t>מקום</w:t>
-      </w:r>
-      <w:proofErr w:type="spellEnd"/>
-      <w:r>
-        <w:rPr>
-          <w:rtl/>
-        </w:rPr>
-        <w:t xml:space="preserve"> </w:t>
-      </w:r>
-      <w:proofErr w:type="spellStart"/>
-      <w:r>
-        <w:rPr>
-          <w:rtl/>
-        </w:rPr>
-        <w:t>ישיבה</w:t>
-      </w:r>
-      <w:proofErr w:type="spellEnd"/>
-      <w:r>
-        <w:rPr>
-          <w:rtl/>
-        </w:rPr>
-        <w:t xml:space="preserve"> </w:t>
-      </w:r>
-      <w:proofErr w:type="spellStart"/>
-      <w:r>
-        <w:rPr>
-          <w:rtl/>
-        </w:rPr>
-        <w:t>פנוי</w:t>
-      </w:r>
-      <w:proofErr w:type="spellEnd"/>
-      <w:r>
-        <w:rPr>
-          <w:rtl/>
-        </w:rPr>
-        <w:t>.</w:t>
-      </w:r>
-    </w:p>
-    <w:p>
-      <w:pPr>
-        <w:bidi/>
-        <w:spacing w:after="0"/>
-        <w:rPr>
-          <w:rFonts w:hint="cs"/>
+        <w:t>מומלץ לבדוק את התחזית לפני שיוצאים למקום, במיוחד אם אתם צריכים שקט או מקום ישיבה פנוי.</w:t>
+      </w:r>
+    </w:p>
+    <w:p>
+      <w:pPr>
+        <w:bidi/>
+        <w:spacing w:after="0"/>
+        <w:rPr>
           <w:lang w:bidi="he-IL"/>
         </w:rPr>
       </w:pPr>
       <w:r>
         <w:rPr>
+          <w:noProof/>
           <w:rtl/>
           <w:lang w:bidi="he-IL"/>
         </w:rPr>
@@ -5271,65 +2329,8 @@
           <w:rFonts w:ascii="Arial" w:eastAsia="Arial" w:hAnsi="Arial" w:cs="Arial"/>
           <w:rtl/>
         </w:rPr>
-        <w:t xml:space="preserve">9. </w:t>
-      </w:r>
-      <w:proofErr w:type="spellStart"/>
-      <w:r>
-        <w:rPr>
-          <w:rFonts w:ascii="Arial" w:eastAsia="Arial" w:hAnsi="Arial" w:cs="Arial"/>
-          <w:rtl/>
-        </w:rPr>
-        <w:t>דירוג</w:t>
-      </w:r>
-      <w:proofErr w:type="spellEnd"/>
-      <w:r>
-        <w:rPr>
-          <w:rFonts w:ascii="Arial" w:eastAsia="Arial" w:hAnsi="Arial" w:cs="Arial"/>
-          <w:rtl/>
-        </w:rPr>
-        <w:t xml:space="preserve"> </w:t>
-      </w:r>
-      <w:proofErr w:type="spellStart"/>
-      <w:r>
-        <w:rPr>
-          <w:rFonts w:ascii="Arial" w:eastAsia="Arial" w:hAnsi="Arial" w:cs="Arial"/>
-          <w:rtl/>
-        </w:rPr>
-        <w:t>ודיווח</w:t>
-      </w:r>
-      <w:proofErr w:type="spellEnd"/>
-      <w:r>
-        <w:rPr>
-          <w:rFonts w:ascii="Arial" w:eastAsia="Arial" w:hAnsi="Arial" w:cs="Arial"/>
-          <w:rtl/>
-        </w:rPr>
-        <w:t xml:space="preserve"> </w:t>
-      </w:r>
-      <w:proofErr w:type="spellStart"/>
-      <w:r>
-        <w:rPr>
-          <w:rFonts w:ascii="Arial" w:eastAsia="Arial" w:hAnsi="Arial" w:cs="Arial"/>
-          <w:rtl/>
-        </w:rPr>
-        <w:t>על</w:t>
-      </w:r>
-      <w:proofErr w:type="spellEnd"/>
-      <w:r>
-        <w:rPr>
-          <w:rFonts w:ascii="Arial" w:eastAsia="Arial" w:hAnsi="Arial" w:cs="Arial"/>
-          <w:rtl/>
-        </w:rPr>
-        <w:t xml:space="preserve"> </w:t>
-      </w:r>
-      <w:proofErr w:type="spellStart"/>
-      <w:r>
-        <w:rPr>
-          <w:rFonts w:ascii="Arial" w:eastAsia="Arial" w:hAnsi="Arial" w:cs="Arial"/>
-          <w:rtl/>
-        </w:rPr>
-        <w:t>מקום</w:t>
-      </w:r>
-      <w:proofErr w:type="spellEnd"/>
+        <w:t>9. דירוג ודיווח על מקום</w:t>
+      </w:r>
     </w:p>
     <w:p>
       <w:pPr>
@@ -5344,105 +2345,7 @@
         <w:rPr>
           <w:rtl/>
         </w:rPr>
-        <w:t xml:space="preserve">הדירוגים עוזרים למשתמשים </w:t>
-      </w:r>
-      <w:proofErr w:type="spellStart"/>
-      <w:r>
-        <w:rPr>
-          <w:rtl/>
-        </w:rPr>
-        <w:t>אחרים</w:t>
-      </w:r>
-      <w:proofErr w:type="spellEnd"/>
-      <w:r>
-        <w:rPr>
-          <w:rtl/>
-        </w:rPr>
-        <w:t xml:space="preserve"> </w:t>
-      </w:r>
-      <w:proofErr w:type="spellStart"/>
-      <w:r>
-        <w:rPr>
-          <w:rtl/>
-        </w:rPr>
-        <w:t>לדעת</w:t>
-      </w:r>
-      <w:proofErr w:type="spellEnd"/>
-      <w:r>
-        <w:rPr>
-          <w:rtl/>
-        </w:rPr>
-        <w:t xml:space="preserve"> </w:t>
-      </w:r>
-      <w:proofErr w:type="spellStart"/>
-      <w:r>
-        <w:rPr>
-          <w:rtl/>
-        </w:rPr>
-        <w:t>מה</w:t>
-      </w:r>
-      <w:proofErr w:type="spellEnd"/>
-      <w:r>
-        <w:rPr>
-          <w:rtl/>
-        </w:rPr>
-        <w:t xml:space="preserve"> </w:t>
-      </w:r>
-      <w:proofErr w:type="spellStart"/>
-      <w:r>
-        <w:rPr>
-          <w:rtl/>
-        </w:rPr>
-        <w:t>קורה</w:t>
-      </w:r>
-      <w:proofErr w:type="spellEnd"/>
-      <w:r>
-        <w:rPr>
-          <w:rtl/>
-        </w:rPr>
-        <w:t xml:space="preserve"> </w:t>
-      </w:r>
-      <w:proofErr w:type="spellStart"/>
-      <w:r>
-        <w:rPr>
-          <w:rtl/>
-        </w:rPr>
-        <w:t>במקום</w:t>
-      </w:r>
-      <w:proofErr w:type="spellEnd"/>
-      <w:r>
-        <w:rPr>
-          <w:rtl/>
-        </w:rPr>
-        <w:t xml:space="preserve"> </w:t>
-      </w:r>
-      <w:proofErr w:type="spellStart"/>
-      <w:r>
-        <w:rPr>
-          <w:rtl/>
-        </w:rPr>
-        <w:t>בזמן</w:t>
-      </w:r>
-      <w:proofErr w:type="spellEnd"/>
-      <w:r>
-        <w:rPr>
-          <w:rtl/>
-        </w:rPr>
-        <w:t xml:space="preserve"> </w:t>
-      </w:r>
-      <w:proofErr w:type="spellStart"/>
-      <w:r>
-        <w:rPr>
-          <w:rtl/>
-        </w:rPr>
-        <w:t>אמת</w:t>
-      </w:r>
-      <w:proofErr w:type="spellEnd"/>
-      <w:r>
-        <w:rPr>
-          <w:rtl/>
-        </w:rPr>
-        <w:t>.</w:t>
+        <w:t>הדירוגים עוזרים למשתמשים אחרים לדעת מה קורה במקום בזמן אמת.</w:t>
       </w:r>
     </w:p>
     <w:p>
@@ -5466,6 +2369,7 @@
       </w:pPr>
       <w:r>
         <w:rPr>
+          <w:noProof/>
           <w:rtl/>
           <w:lang w:bidi="he-IL"/>
         </w:rPr>
@@ -5520,47 +2424,11 @@
         <w:bidi/>
         <w:spacing w:after="0"/>
       </w:pPr>
-      <w:proofErr w:type="spellStart"/>
-      <w:r>
-        <w:rPr>
-          <w:rtl/>
-        </w:rPr>
-        <w:t>כדי</w:t>
-      </w:r>
-      <w:proofErr w:type="spellEnd"/>
-      <w:r>
-        <w:rPr>
-          <w:rtl/>
-        </w:rPr>
-        <w:t xml:space="preserve"> </w:t>
-      </w:r>
-      <w:proofErr w:type="spellStart"/>
-      <w:r>
-        <w:rPr>
-          <w:rtl/>
-        </w:rPr>
-        <w:t>לשלוח</w:t>
-      </w:r>
-      <w:proofErr w:type="spellEnd"/>
-      <w:r>
-        <w:rPr>
-          <w:rtl/>
-        </w:rPr>
-        <w:t xml:space="preserve"> </w:t>
-      </w:r>
-      <w:proofErr w:type="spellStart"/>
-      <w:r>
-        <w:rPr>
-          <w:rtl/>
-        </w:rPr>
-        <w:t>דיווח</w:t>
-      </w:r>
-      <w:proofErr w:type="spellEnd"/>
-      <w:r>
-        <w:rPr>
-          <w:rtl/>
-        </w:rPr>
-        <w:t>:</w:t>
+      <w:r>
+        <w:rPr>
+          <w:rtl/>
+        </w:rPr>
+        <w:t>כדי לשלוח דיווח:</w:t>
       </w:r>
     </w:p>
     <w:p>
@@ -5636,63 +2504,7 @@
         <w:rPr>
           <w:rtl/>
         </w:rPr>
-        <w:t xml:space="preserve">6. </w:t>
-      </w:r>
-      <w:proofErr w:type="spellStart"/>
-      <w:r>
-        <w:rPr>
-          <w:rtl/>
-        </w:rPr>
-        <w:t>לחצו</w:t>
-      </w:r>
-      <w:proofErr w:type="spellEnd"/>
-      <w:r>
-        <w:rPr>
-          <w:rtl/>
-        </w:rPr>
-        <w:t xml:space="preserve"> </w:t>
-      </w:r>
-      <w:proofErr w:type="spellStart"/>
-      <w:r>
-        <w:rPr>
-          <w:rtl/>
-        </w:rPr>
-        <w:t>על</w:t>
-      </w:r>
-      <w:proofErr w:type="spellEnd"/>
-      <w:r>
-        <w:rPr>
-          <w:rtl/>
-        </w:rPr>
-        <w:t xml:space="preserve"> "</w:t>
-      </w:r>
-      <w:proofErr w:type="spellStart"/>
-      <w:r>
-        <w:rPr>
-          <w:rtl/>
-        </w:rPr>
-        <w:t>שלח</w:t>
-      </w:r>
-      <w:proofErr w:type="spellEnd"/>
-      <w:r>
-        <w:rPr>
-          <w:rtl/>
-        </w:rPr>
-        <w:t xml:space="preserve"> </w:t>
-      </w:r>
-      <w:proofErr w:type="spellStart"/>
-      <w:r>
-        <w:rPr>
-          <w:rtl/>
-        </w:rPr>
-        <w:t>דיווח</w:t>
-      </w:r>
-      <w:proofErr w:type="spellEnd"/>
-      <w:r>
-        <w:rPr>
-          <w:rtl/>
-        </w:rPr>
-        <w:t>".</w:t>
+        <w:t>6. לחצו על "שלח דיווח".</w:t>
       </w:r>
     </w:p>
     <w:p>
@@ -5709,117 +2521,11 @@
         <w:bidi/>
         <w:spacing w:after="0"/>
       </w:pPr>
-      <w:proofErr w:type="spellStart"/>
-      <w:r>
-        <w:rPr>
-          <w:rtl/>
-        </w:rPr>
-        <w:t>לאחר</w:t>
-      </w:r>
-      <w:proofErr w:type="spellEnd"/>
-      <w:r>
-        <w:rPr>
-          <w:rtl/>
-        </w:rPr>
-        <w:t xml:space="preserve"> </w:t>
-      </w:r>
-      <w:proofErr w:type="spellStart"/>
-      <w:r>
-        <w:rPr>
-          <w:rtl/>
-        </w:rPr>
-        <w:t>השליחה</w:t>
-      </w:r>
-      <w:proofErr w:type="spellEnd"/>
-      <w:r>
-        <w:rPr>
-          <w:rtl/>
-        </w:rPr>
-        <w:t xml:space="preserve"> </w:t>
-      </w:r>
-      <w:proofErr w:type="spellStart"/>
-      <w:r>
-        <w:rPr>
-          <w:rtl/>
-        </w:rPr>
-        <w:t>תופיע</w:t>
-      </w:r>
-      <w:proofErr w:type="spellEnd"/>
-      <w:r>
-        <w:rPr>
-          <w:rtl/>
-        </w:rPr>
-        <w:t xml:space="preserve"> </w:t>
-      </w:r>
-      <w:proofErr w:type="spellStart"/>
-      <w:r>
-        <w:rPr>
-          <w:rtl/>
-        </w:rPr>
-        <w:t>הודעת</w:t>
-      </w:r>
-      <w:proofErr w:type="spellEnd"/>
-      <w:r>
-        <w:rPr>
-          <w:rtl/>
-        </w:rPr>
-        <w:t xml:space="preserve"> </w:t>
-      </w:r>
-      <w:proofErr w:type="spellStart"/>
-      <w:r>
-        <w:rPr>
-          <w:rtl/>
-        </w:rPr>
-        <w:t>תודה</w:t>
-      </w:r>
-      <w:proofErr w:type="spellEnd"/>
-      <w:r>
-        <w:rPr>
-          <w:rtl/>
-        </w:rPr>
-        <w:t xml:space="preserve">, </w:t>
-      </w:r>
-      <w:proofErr w:type="spellStart"/>
-      <w:r>
-        <w:rPr>
-          <w:rtl/>
-        </w:rPr>
-        <w:t>והדיווח</w:t>
-      </w:r>
-      <w:proofErr w:type="spellEnd"/>
-      <w:r>
-        <w:rPr>
-          <w:rtl/>
-        </w:rPr>
-        <w:t xml:space="preserve"> </w:t>
-      </w:r>
-      <w:proofErr w:type="spellStart"/>
-      <w:r>
-        <w:rPr>
-          <w:rtl/>
-        </w:rPr>
-        <w:t>יעזור</w:t>
-      </w:r>
-      <w:proofErr w:type="spellEnd"/>
-      <w:r>
-        <w:rPr>
-          <w:rtl/>
-        </w:rPr>
-        <w:t xml:space="preserve"> </w:t>
-      </w:r>
-      <w:proofErr w:type="spellStart"/>
-      <w:r>
-        <w:rPr>
-          <w:rtl/>
-        </w:rPr>
-        <w:t>לשפר</w:t>
-      </w:r>
-      <w:proofErr w:type="spellEnd"/>
-      <w:r>
-        <w:rPr>
-          <w:rtl/>
-        </w:rPr>
-        <w:t xml:space="preserve"> את המידע עבור שאר המשתמשים.</w:t>
+      <w:r>
+        <w:rPr>
+          <w:rtl/>
+        </w:rPr>
+        <w:t>לאחר השליחה תופיע הודעת תודה, והדיווח יעזור לשפר את המידע עבור שאר המשתמשים.</w:t>
       </w:r>
     </w:p>
     <w:p>
@@ -5860,79 +2566,24 @@
         <w:rPr>
           <w:rtl/>
         </w:rPr>
-        <w:t xml:space="preserve">במסך "הדירוגים שלי" אפשר לראות </w:t>
-      </w:r>
-      <w:proofErr w:type="spellStart"/>
-      <w:r>
-        <w:rPr>
-          <w:rtl/>
-        </w:rPr>
-        <w:t>את</w:t>
-      </w:r>
-      <w:proofErr w:type="spellEnd"/>
-      <w:r>
-        <w:rPr>
-          <w:rtl/>
-        </w:rPr>
-        <w:t xml:space="preserve"> </w:t>
-      </w:r>
-      <w:proofErr w:type="spellStart"/>
-      <w:r>
-        <w:rPr>
-          <w:rtl/>
-        </w:rPr>
-        <w:t>הדיווחים</w:t>
-      </w:r>
-      <w:proofErr w:type="spellEnd"/>
-      <w:r>
-        <w:rPr>
-          <w:rtl/>
-        </w:rPr>
-        <w:t xml:space="preserve"> </w:t>
-      </w:r>
-      <w:proofErr w:type="spellStart"/>
-      <w:r>
-        <w:rPr>
-          <w:rtl/>
-        </w:rPr>
-        <w:t>ששלחתם</w:t>
-      </w:r>
-      <w:proofErr w:type="spellEnd"/>
-      <w:r>
-        <w:rPr>
-          <w:rtl/>
-        </w:rPr>
-        <w:t xml:space="preserve"> </w:t>
-      </w:r>
-      <w:proofErr w:type="spellStart"/>
-      <w:r>
-        <w:rPr>
-          <w:rtl/>
-        </w:rPr>
-        <w:t>בעבר</w:t>
-      </w:r>
-      <w:proofErr w:type="spellEnd"/>
-      <w:r>
-        <w:rPr>
-          <w:rtl/>
-        </w:rPr>
-        <w:t>.</w:t>
-      </w:r>
-    </w:p>
-    <w:p>
-      <w:pPr>
-        <w:bidi/>
-        <w:spacing w:after="0"/>
-        <w:rPr>
-          <w:rFonts w:hint="cs"/>
+        <w:t>במסך "הדירוגים שלי" אפשר לראות את הדיווחים ששלחתם בעבר.</w:t>
+      </w:r>
+    </w:p>
+    <w:p>
+      <w:pPr>
+        <w:bidi/>
+        <w:spacing w:after="0"/>
+        <w:rPr>
           <w:lang w:bidi="he-IL"/>
         </w:rPr>
       </w:pPr>
       <w:r>
         <w:rPr>
+          <w:noProof/>
           <w:rtl/>
           <w:lang w:bidi="he-IL"/>
         </w:rPr>
+        <w:lastRenderedPageBreak/>
         <w:drawing>
           <wp:inline distT="0" distB="0" distL="0" distR="0" wp14:anchorId="56D0FCE7" wp14:editId="0A698AA0">
             <wp:extent cx="1948073" cy="1137355"/>
@@ -5979,48 +2630,11 @@
           <w:lang w:bidi="he-IL"/>
         </w:rPr>
       </w:pPr>
-      <w:proofErr w:type="spellStart"/>
-      <w:r>
-        <w:rPr>
-          <w:rtl/>
-        </w:rPr>
-        <w:lastRenderedPageBreak/>
-        <w:t>במסך</w:t>
-      </w:r>
-      <w:proofErr w:type="spellEnd"/>
-      <w:r>
-        <w:rPr>
-          <w:rtl/>
-        </w:rPr>
-        <w:t xml:space="preserve"> </w:t>
-      </w:r>
-      <w:proofErr w:type="spellStart"/>
-      <w:r>
-        <w:rPr>
-          <w:rtl/>
-        </w:rPr>
-        <w:t>זה</w:t>
-      </w:r>
-      <w:proofErr w:type="spellEnd"/>
-      <w:r>
-        <w:rPr>
-          <w:rtl/>
-        </w:rPr>
-        <w:t xml:space="preserve"> </w:t>
-      </w:r>
-      <w:proofErr w:type="spellStart"/>
-      <w:r>
-        <w:rPr>
-          <w:rtl/>
-        </w:rPr>
-        <w:t>ניתן</w:t>
-      </w:r>
-      <w:proofErr w:type="spellEnd"/>
-      <w:r>
-        <w:rPr>
-          <w:rtl/>
-        </w:rPr>
-        <w:t>:</w:t>
+      <w:r>
+        <w:rPr>
+          <w:rtl/>
+        </w:rPr>
+        <w:t>במסך זה ניתן:</w:t>
       </w:r>
     </w:p>
     <w:p>
@@ -6041,63 +2655,7 @@
         <w:rPr>
           <w:rtl/>
         </w:rPr>
-        <w:t xml:space="preserve">• </w:t>
-      </w:r>
-      <w:proofErr w:type="spellStart"/>
-      <w:r>
-        <w:rPr>
-          <w:rtl/>
-        </w:rPr>
-        <w:t>לראות</w:t>
-      </w:r>
-      <w:proofErr w:type="spellEnd"/>
-      <w:r>
-        <w:rPr>
-          <w:rtl/>
-        </w:rPr>
-        <w:t xml:space="preserve"> </w:t>
-      </w:r>
-      <w:proofErr w:type="spellStart"/>
-      <w:r>
-        <w:rPr>
-          <w:rtl/>
-        </w:rPr>
-        <w:t>באילו</w:t>
-      </w:r>
-      <w:proofErr w:type="spellEnd"/>
-      <w:r>
-        <w:rPr>
-          <w:rtl/>
-        </w:rPr>
-        <w:t xml:space="preserve"> </w:t>
-      </w:r>
-      <w:proofErr w:type="spellStart"/>
-      <w:r>
-        <w:rPr>
-          <w:rtl/>
-        </w:rPr>
-        <w:t>מקומות</w:t>
-      </w:r>
-      <w:proofErr w:type="spellEnd"/>
-      <w:r>
-        <w:rPr>
-          <w:rtl/>
-        </w:rPr>
-        <w:t xml:space="preserve"> </w:t>
-      </w:r>
-      <w:proofErr w:type="spellStart"/>
-      <w:r>
-        <w:rPr>
-          <w:rtl/>
-        </w:rPr>
-        <w:t>דיווחתם</w:t>
-      </w:r>
-      <w:proofErr w:type="spellEnd"/>
-      <w:r>
-        <w:rPr>
-          <w:rtl/>
-        </w:rPr>
-        <w:t>.</w:t>
+        <w:t>• לראות באילו מקומות דיווחתם.</w:t>
       </w:r>
     </w:p>
     <w:p>
@@ -6186,105 +2744,7 @@
         <w:rPr>
           <w:rtl/>
         </w:rPr>
-        <w:t xml:space="preserve">מסך "הפרופיל </w:t>
-      </w:r>
-      <w:proofErr w:type="spellStart"/>
-      <w:r>
-        <w:rPr>
-          <w:rtl/>
-        </w:rPr>
-        <w:t>שלי</w:t>
-      </w:r>
-      <w:proofErr w:type="spellEnd"/>
-      <w:r>
-        <w:rPr>
-          <w:rtl/>
-        </w:rPr>
-        <w:t xml:space="preserve">" </w:t>
-      </w:r>
-      <w:proofErr w:type="spellStart"/>
-      <w:r>
-        <w:rPr>
-          <w:rtl/>
-        </w:rPr>
-        <w:t>מציג</w:t>
-      </w:r>
-      <w:proofErr w:type="spellEnd"/>
-      <w:r>
-        <w:rPr>
-          <w:rtl/>
-        </w:rPr>
-        <w:t xml:space="preserve"> </w:t>
-      </w:r>
-      <w:proofErr w:type="spellStart"/>
-      <w:r>
-        <w:rPr>
-          <w:rtl/>
-        </w:rPr>
-        <w:t>את</w:t>
-      </w:r>
-      <w:proofErr w:type="spellEnd"/>
-      <w:r>
-        <w:rPr>
-          <w:rtl/>
-        </w:rPr>
-        <w:t xml:space="preserve"> </w:t>
-      </w:r>
-      <w:proofErr w:type="spellStart"/>
-      <w:r>
-        <w:rPr>
-          <w:rtl/>
-        </w:rPr>
-        <w:t>פרטי</w:t>
-      </w:r>
-      <w:proofErr w:type="spellEnd"/>
-      <w:r>
-        <w:rPr>
-          <w:rtl/>
-        </w:rPr>
-        <w:t xml:space="preserve"> </w:t>
-      </w:r>
-      <w:proofErr w:type="spellStart"/>
-      <w:r>
-        <w:rPr>
-          <w:rtl/>
-        </w:rPr>
-        <w:t>המשתמש</w:t>
-      </w:r>
-      <w:proofErr w:type="spellEnd"/>
-      <w:r>
-        <w:rPr>
-          <w:rtl/>
-        </w:rPr>
-        <w:t xml:space="preserve"> </w:t>
-      </w:r>
-      <w:proofErr w:type="spellStart"/>
-      <w:r>
-        <w:rPr>
-          <w:rtl/>
-        </w:rPr>
-        <w:t>והגדרות</w:t>
-      </w:r>
-      <w:proofErr w:type="spellEnd"/>
-      <w:r>
-        <w:rPr>
-          <w:rtl/>
-        </w:rPr>
-        <w:t xml:space="preserve"> </w:t>
-      </w:r>
-      <w:proofErr w:type="spellStart"/>
-      <w:r>
-        <w:rPr>
-          <w:rtl/>
-        </w:rPr>
-        <w:t>מרכזיות</w:t>
-      </w:r>
-      <w:proofErr w:type="spellEnd"/>
-      <w:r>
-        <w:rPr>
-          <w:rtl/>
-        </w:rPr>
-        <w:t>.</w:t>
+        <w:t>מסך "הפרופיל שלי" מציג את פרטי המשתמש והגדרות מרכזיות.</w:t>
       </w:r>
     </w:p>
     <w:p>
@@ -6298,6 +2758,7 @@
       </w:pPr>
       <w:r>
         <w:rPr>
+          <w:noProof/>
           <w:rtl/>
           <w:lang w:bidi="he-IL"/>
         </w:rPr>
@@ -6352,47 +2813,11 @@
         <w:bidi/>
         <w:spacing w:after="0"/>
       </w:pPr>
-      <w:proofErr w:type="spellStart"/>
-      <w:r>
-        <w:rPr>
-          <w:rtl/>
-        </w:rPr>
-        <w:t>במסך</w:t>
-      </w:r>
-      <w:proofErr w:type="spellEnd"/>
-      <w:r>
-        <w:rPr>
-          <w:rtl/>
-        </w:rPr>
-        <w:t xml:space="preserve"> </w:t>
-      </w:r>
-      <w:proofErr w:type="spellStart"/>
-      <w:r>
-        <w:rPr>
-          <w:rtl/>
-        </w:rPr>
-        <w:t>זה</w:t>
-      </w:r>
-      <w:proofErr w:type="spellEnd"/>
-      <w:r>
-        <w:rPr>
-          <w:rtl/>
-        </w:rPr>
-        <w:t xml:space="preserve"> </w:t>
-      </w:r>
-      <w:proofErr w:type="spellStart"/>
-      <w:r>
-        <w:rPr>
-          <w:rtl/>
-        </w:rPr>
-        <w:t>אפשר</w:t>
-      </w:r>
-      <w:proofErr w:type="spellEnd"/>
-      <w:r>
-        <w:rPr>
-          <w:rtl/>
-        </w:rPr>
-        <w:t>:</w:t>
+      <w:r>
+        <w:rPr>
+          <w:rtl/>
+        </w:rPr>
+        <w:t>במסך זה אפשר:</w:t>
       </w:r>
     </w:p>
     <w:p>
@@ -6456,35 +2881,7 @@
         <w:rPr>
           <w:rtl/>
         </w:rPr>
-        <w:t xml:space="preserve">• </w:t>
-      </w:r>
-      <w:proofErr w:type="spellStart"/>
-      <w:r>
-        <w:rPr>
-          <w:rtl/>
-        </w:rPr>
-        <w:t>להתנתק</w:t>
-      </w:r>
-      <w:proofErr w:type="spellEnd"/>
-      <w:r>
-        <w:rPr>
-          <w:rtl/>
-        </w:rPr>
-        <w:t xml:space="preserve"> </w:t>
-      </w:r>
-      <w:proofErr w:type="spellStart"/>
-      <w:r>
-        <w:rPr>
-          <w:rtl/>
-        </w:rPr>
-        <w:t>מהחשבון</w:t>
-      </w:r>
-      <w:proofErr w:type="spellEnd"/>
-      <w:r>
-        <w:rPr>
-          <w:rtl/>
-        </w:rPr>
-        <w:t>.</w:t>
+        <w:t>• להתנתק מהחשבון.</w:t>
       </w:r>
     </w:p>
     <w:p>
@@ -6501,47 +2898,11 @@
         <w:bidi/>
         <w:spacing w:after="0"/>
       </w:pPr>
-      <w:proofErr w:type="spellStart"/>
-      <w:r>
-        <w:rPr>
-          <w:rtl/>
-        </w:rPr>
-        <w:t>כדי</w:t>
-      </w:r>
-      <w:proofErr w:type="spellEnd"/>
-      <w:r>
-        <w:rPr>
-          <w:rtl/>
-        </w:rPr>
-        <w:t xml:space="preserve"> </w:t>
-      </w:r>
-      <w:proofErr w:type="spellStart"/>
-      <w:r>
-        <w:rPr>
-          <w:rtl/>
-        </w:rPr>
-        <w:t>לערוך</w:t>
-      </w:r>
-      <w:proofErr w:type="spellEnd"/>
-      <w:r>
-        <w:rPr>
-          <w:rtl/>
-        </w:rPr>
-        <w:t xml:space="preserve"> </w:t>
-      </w:r>
-      <w:proofErr w:type="spellStart"/>
-      <w:r>
-        <w:rPr>
-          <w:rtl/>
-        </w:rPr>
-        <w:t>העדפות</w:t>
-      </w:r>
-      <w:proofErr w:type="spellEnd"/>
-      <w:r>
-        <w:rPr>
-          <w:rtl/>
-        </w:rPr>
-        <w:t>:</w:t>
+      <w:r>
+        <w:rPr>
+          <w:rtl/>
+        </w:rPr>
+        <w:t>כדי לערוך העדפות:</w:t>
       </w:r>
     </w:p>
     <w:p>
@@ -6593,63 +2954,7 @@
         <w:rPr>
           <w:rtl/>
         </w:rPr>
-        <w:t xml:space="preserve">4. </w:t>
-      </w:r>
-      <w:proofErr w:type="spellStart"/>
-      <w:r>
-        <w:rPr>
-          <w:rtl/>
-        </w:rPr>
-        <w:t>לחצו</w:t>
-      </w:r>
-      <w:proofErr w:type="spellEnd"/>
-      <w:r>
-        <w:rPr>
-          <w:rtl/>
-        </w:rPr>
-        <w:t xml:space="preserve"> </w:t>
-      </w:r>
-      <w:proofErr w:type="spellStart"/>
-      <w:r>
-        <w:rPr>
-          <w:rtl/>
-        </w:rPr>
-        <w:t>על</w:t>
-      </w:r>
-      <w:proofErr w:type="spellEnd"/>
-      <w:r>
-        <w:rPr>
-          <w:rtl/>
-        </w:rPr>
-        <w:t xml:space="preserve"> "</w:t>
-      </w:r>
-      <w:proofErr w:type="spellStart"/>
-      <w:r>
-        <w:rPr>
-          <w:rtl/>
-        </w:rPr>
-        <w:t>שמור</w:t>
-      </w:r>
-      <w:proofErr w:type="spellEnd"/>
-      <w:r>
-        <w:rPr>
-          <w:rtl/>
-        </w:rPr>
-        <w:t xml:space="preserve"> </w:t>
-      </w:r>
-      <w:proofErr w:type="spellStart"/>
-      <w:r>
-        <w:rPr>
-          <w:rtl/>
-        </w:rPr>
-        <w:t>שינויים</w:t>
-      </w:r>
-      <w:proofErr w:type="spellEnd"/>
-      <w:r>
-        <w:rPr>
-          <w:rtl/>
-        </w:rPr>
-        <w:t>".</w:t>
+        <w:t>4. לחצו על "שמור שינויים".</w:t>
       </w:r>
     </w:p>
     <w:p>
@@ -6666,33 +2971,11 @@
         <w:bidi/>
         <w:spacing w:after="0"/>
       </w:pPr>
-      <w:proofErr w:type="spellStart"/>
-      <w:r>
-        <w:rPr>
-          <w:rtl/>
-        </w:rPr>
-        <w:t>כדי</w:t>
-      </w:r>
-      <w:proofErr w:type="spellEnd"/>
-      <w:r>
-        <w:rPr>
-          <w:rtl/>
-        </w:rPr>
-        <w:t xml:space="preserve"> </w:t>
-      </w:r>
-      <w:proofErr w:type="spellStart"/>
-      <w:r>
-        <w:rPr>
-          <w:rtl/>
-        </w:rPr>
-        <w:t>להתנתק</w:t>
-      </w:r>
-      <w:proofErr w:type="spellEnd"/>
-      <w:r>
-        <w:rPr>
-          <w:rtl/>
-        </w:rPr>
-        <w:t>:</w:t>
+      <w:r>
+        <w:rPr>
+          <w:rtl/>
+        </w:rPr>
+        <w:t>כדי להתנתק:</w:t>
       </w:r>
     </w:p>
     <w:p>
@@ -6712,7 +2995,6 @@
         <w:bidi/>
         <w:spacing w:after="0"/>
         <w:rPr>
-          <w:rFonts w:hint="cs"/>
           <w:lang w:bidi="he-IL"/>
         </w:rPr>
       </w:pPr>
@@ -6720,49 +3002,7 @@
         <w:rPr>
           <w:rtl/>
         </w:rPr>
-        <w:t xml:space="preserve">2. </w:t>
-      </w:r>
-      <w:proofErr w:type="spellStart"/>
-      <w:r>
-        <w:rPr>
-          <w:rtl/>
-        </w:rPr>
-        <w:t>לחצו</w:t>
-      </w:r>
-      <w:proofErr w:type="spellEnd"/>
-      <w:r>
-        <w:rPr>
-          <w:rtl/>
-        </w:rPr>
-        <w:t xml:space="preserve"> </w:t>
-      </w:r>
-      <w:proofErr w:type="spellStart"/>
-      <w:r>
-        <w:rPr>
-          <w:rtl/>
-        </w:rPr>
-        <w:t>על</w:t>
-      </w:r>
-      <w:proofErr w:type="spellEnd"/>
-      <w:r>
-        <w:rPr>
-          <w:rtl/>
-        </w:rPr>
-        <w:t xml:space="preserve"> "</w:t>
-      </w:r>
-      <w:proofErr w:type="spellStart"/>
-      <w:r>
-        <w:rPr>
-          <w:rtl/>
-        </w:rPr>
-        <w:t>התנתקות</w:t>
-      </w:r>
-      <w:proofErr w:type="spellEnd"/>
-      <w:r>
-        <w:rPr>
-          <w:rtl/>
-        </w:rPr>
-        <w:t>".</w:t>
+        <w:t>2. לחצו על "התנתקות".</w:t>
       </w:r>
     </w:p>
     <w:p>
@@ -6800,258 +3040,121 @@
           <w:rFonts w:ascii="Arial" w:eastAsia="Arial" w:hAnsi="Arial" w:cs="Arial"/>
           <w:rtl/>
         </w:rPr>
-        <w:t xml:space="preserve">. </w:t>
-      </w:r>
-      <w:proofErr w:type="spellStart"/>
+        <w:t>. טיפים לשימוש טוב יותר</w:t>
+      </w:r>
+    </w:p>
+    <w:p>
+      <w:pPr>
+        <w:bidi/>
+        <w:rPr>
+          <w:lang w:bidi="he-IL"/>
+        </w:rPr>
+      </w:pPr>
+    </w:p>
+    <w:p>
+      <w:pPr>
+        <w:bidi/>
+        <w:spacing w:after="0"/>
+      </w:pPr>
+      <w:r>
+        <w:rPr>
+          <w:rtl/>
+        </w:rPr>
+        <w:t>• הגדירו העדפות מדויקות כדי לקבל המלצות טובות יותר.</w:t>
+      </w:r>
+    </w:p>
+    <w:p>
+      <w:pPr>
+        <w:bidi/>
+        <w:spacing w:after="0"/>
+      </w:pPr>
+      <w:r>
+        <w:rPr>
+          <w:rtl/>
+        </w:rPr>
+        <w:t>• אם אין תוצאות, נסו להרחיב את רדיוס החיפוש.</w:t>
+      </w:r>
+    </w:p>
+    <w:p>
+      <w:pPr>
+        <w:bidi/>
+        <w:spacing w:after="0"/>
+      </w:pPr>
+      <w:r>
+        <w:rPr>
+          <w:rtl/>
+        </w:rPr>
+        <w:t>• בדקו את תחזית העומס לפני יציאה למקום.</w:t>
+      </w:r>
+    </w:p>
+    <w:p>
+      <w:pPr>
+        <w:bidi/>
+        <w:spacing w:after="0"/>
+      </w:pPr>
+      <w:r>
+        <w:rPr>
+          <w:rtl/>
+        </w:rPr>
+        <w:lastRenderedPageBreak/>
+        <w:t>• שלחו דירוגים אחרי ביקור כדי לעזור לקהילה.</w:t>
+      </w:r>
+    </w:p>
+    <w:p>
+      <w:pPr>
+        <w:bidi/>
+        <w:spacing w:after="0"/>
+      </w:pPr>
+      <w:r>
+        <w:rPr>
+          <w:rtl/>
+        </w:rPr>
+        <w:t>• אם אתם צריכים לעבוד בשקט, השתמשו במסנן "שקט" ובדקו גם את רמת הרעש בפרופיל המקום.</w:t>
+      </w:r>
+    </w:p>
+    <w:p>
+      <w:pPr>
+        <w:bidi/>
+        <w:spacing w:after="0"/>
+      </w:pPr>
+      <w:r>
+        <w:rPr>
+          <w:rtl/>
+        </w:rPr>
+        <w:t>• אם אתם עובדים עם מחשב נייד, הפעילו את מסנן "שקעים".</w:t>
+      </w:r>
+    </w:p>
+    <w:p>
+      <w:pPr>
+        <w:pStyle w:val="21"/>
+        <w:bidi/>
+        <w:rPr>
+          <w:rtl/>
+          <w:lang w:bidi="he-IL"/>
+        </w:rPr>
+      </w:pPr>
       <w:r>
         <w:rPr>
           <w:rFonts w:ascii="Arial" w:eastAsia="Arial" w:hAnsi="Arial" w:cs="Arial"/>
           <w:rtl/>
         </w:rPr>
-        <w:t>טיפים</w:t>
-      </w:r>
-      <w:proofErr w:type="spellEnd"/>
+        <w:t>1</w:t>
+      </w:r>
+      <w:r>
+        <w:rPr>
+          <w:rFonts w:ascii="Arial" w:eastAsia="Arial" w:hAnsi="Arial" w:cs="Arial" w:hint="cs"/>
+          <w:rtl/>
+          <w:lang w:bidi="he-IL"/>
+        </w:rPr>
+        <w:t>3</w:t>
+      </w:r>
       <w:r>
         <w:rPr>
           <w:rFonts w:ascii="Arial" w:eastAsia="Arial" w:hAnsi="Arial" w:cs="Arial"/>
           <w:rtl/>
         </w:rPr>
-        <w:t xml:space="preserve"> </w:t>
-      </w:r>
-      <w:proofErr w:type="spellStart"/>
-      <w:r>
-        <w:rPr>
-          <w:rFonts w:ascii="Arial" w:eastAsia="Arial" w:hAnsi="Arial" w:cs="Arial"/>
-          <w:rtl/>
-        </w:rPr>
-        <w:t>לשימוש</w:t>
-      </w:r>
-      <w:proofErr w:type="spellEnd"/>
-      <w:r>
-        <w:rPr>
-          <w:rFonts w:ascii="Arial" w:eastAsia="Arial" w:hAnsi="Arial" w:cs="Arial"/>
-          <w:rtl/>
-        </w:rPr>
-        <w:t xml:space="preserve"> </w:t>
-      </w:r>
-      <w:proofErr w:type="spellStart"/>
-      <w:r>
-        <w:rPr>
-          <w:rFonts w:ascii="Arial" w:eastAsia="Arial" w:hAnsi="Arial" w:cs="Arial"/>
-          <w:rtl/>
-        </w:rPr>
-        <w:t>טוב</w:t>
-      </w:r>
-      <w:proofErr w:type="spellEnd"/>
-      <w:r>
-        <w:rPr>
-          <w:rFonts w:ascii="Arial" w:eastAsia="Arial" w:hAnsi="Arial" w:cs="Arial"/>
-          <w:rtl/>
-        </w:rPr>
-        <w:t xml:space="preserve"> </w:t>
-      </w:r>
-      <w:proofErr w:type="spellStart"/>
-      <w:r>
-        <w:rPr>
-          <w:rFonts w:ascii="Arial" w:eastAsia="Arial" w:hAnsi="Arial" w:cs="Arial"/>
-          <w:rtl/>
-        </w:rPr>
-        <w:t>יותר</w:t>
-      </w:r>
-      <w:proofErr w:type="spellEnd"/>
-    </w:p>
-    <w:p>
-      <w:pPr>
-        <w:bidi/>
-        <w:rPr>
-          <w:lang w:bidi="he-IL"/>
-        </w:rPr>
-      </w:pPr>
-    </w:p>
-    <w:p>
-      <w:pPr>
-        <w:bidi/>
-        <w:spacing w:after="0"/>
-      </w:pPr>
-      <w:r>
-        <w:rPr>
-          <w:rtl/>
-        </w:rPr>
-        <w:t xml:space="preserve">• </w:t>
-      </w:r>
-      <w:proofErr w:type="spellStart"/>
-      <w:r>
-        <w:rPr>
-          <w:rtl/>
-        </w:rPr>
-        <w:t>הגדירו</w:t>
-      </w:r>
-      <w:proofErr w:type="spellEnd"/>
-      <w:r>
-        <w:rPr>
-          <w:rtl/>
-        </w:rPr>
-        <w:t xml:space="preserve"> </w:t>
-      </w:r>
-      <w:proofErr w:type="spellStart"/>
-      <w:r>
-        <w:rPr>
-          <w:rtl/>
-        </w:rPr>
-        <w:t>העדפות</w:t>
-      </w:r>
-      <w:proofErr w:type="spellEnd"/>
-      <w:r>
-        <w:rPr>
-          <w:rtl/>
-        </w:rPr>
-        <w:t xml:space="preserve"> </w:t>
-      </w:r>
-      <w:proofErr w:type="spellStart"/>
-      <w:r>
-        <w:rPr>
-          <w:rtl/>
-        </w:rPr>
-        <w:t>מדויקות</w:t>
-      </w:r>
-      <w:proofErr w:type="spellEnd"/>
-      <w:r>
-        <w:rPr>
-          <w:rtl/>
-        </w:rPr>
-        <w:t xml:space="preserve"> </w:t>
-      </w:r>
-      <w:proofErr w:type="spellStart"/>
-      <w:r>
-        <w:rPr>
-          <w:rtl/>
-        </w:rPr>
-        <w:t>כדי</w:t>
-      </w:r>
-      <w:proofErr w:type="spellEnd"/>
-      <w:r>
-        <w:rPr>
-          <w:rtl/>
-        </w:rPr>
-        <w:t xml:space="preserve"> לקבל המלצות טובות יותר.</w:t>
-      </w:r>
-    </w:p>
-    <w:p>
-      <w:pPr>
-        <w:bidi/>
-        <w:spacing w:after="0"/>
-      </w:pPr>
-      <w:r>
-        <w:rPr>
-          <w:rtl/>
-        </w:rPr>
-        <w:t>• אם אין תוצאות, נסו להרחיב את רדיוס החיפוש.</w:t>
-      </w:r>
-    </w:p>
-    <w:p>
-      <w:pPr>
-        <w:bidi/>
-        <w:spacing w:after="0"/>
-      </w:pPr>
-      <w:r>
-        <w:rPr>
-          <w:rtl/>
-        </w:rPr>
-        <w:t>• בדקו את תחזית העומס לפני יציאה למקום.</w:t>
-      </w:r>
-    </w:p>
-    <w:p>
-      <w:pPr>
-        <w:bidi/>
-        <w:spacing w:after="0"/>
-      </w:pPr>
-      <w:r>
-        <w:rPr>
-          <w:rtl/>
-        </w:rPr>
-        <w:t>• שלחו דירוגים אחרי ביקור כדי לעזור לקהילה.</w:t>
-      </w:r>
-    </w:p>
-    <w:p>
-      <w:pPr>
-        <w:bidi/>
-        <w:spacing w:after="0"/>
-      </w:pPr>
-      <w:r>
-        <w:rPr>
-          <w:rtl/>
-        </w:rPr>
-        <w:t>• אם אתם צריכים לעבוד בשקט, השתמשו במסנן "שקט" ובדקו גם את רמת הרעש בפרופיל המקום.</w:t>
-      </w:r>
-    </w:p>
-    <w:p>
-      <w:pPr>
-        <w:bidi/>
-        <w:spacing w:after="0"/>
-      </w:pPr>
-      <w:r>
-        <w:rPr>
-          <w:rtl/>
-        </w:rPr>
-        <w:t>• אם אתם עובדים עם מחשב נייד, הפעילו את מסנן "שקעים".</w:t>
-      </w:r>
-    </w:p>
-    <w:p>
-      <w:pPr>
-        <w:pStyle w:val="21"/>
-        <w:bidi/>
-        <w:rPr>
-          <w:rtl/>
-          <w:lang w:bidi="he-IL"/>
-        </w:rPr>
-      </w:pPr>
-      <w:r>
-        <w:rPr>
-          <w:rFonts w:ascii="Arial" w:eastAsia="Arial" w:hAnsi="Arial" w:cs="Arial"/>
-          <w:rtl/>
-        </w:rPr>
-        <w:t>1</w:t>
-      </w:r>
-      <w:r>
-        <w:rPr>
-          <w:rFonts w:ascii="Arial" w:eastAsia="Arial" w:hAnsi="Arial" w:cs="Arial" w:hint="cs"/>
-          <w:rtl/>
-          <w:lang w:bidi="he-IL"/>
-        </w:rPr>
-        <w:t>3</w:t>
-      </w:r>
-      <w:r>
-        <w:rPr>
-          <w:rFonts w:ascii="Arial" w:eastAsia="Arial" w:hAnsi="Arial" w:cs="Arial"/>
-          <w:rtl/>
-        </w:rPr>
-        <w:t xml:space="preserve">. </w:t>
-      </w:r>
-      <w:proofErr w:type="spellStart"/>
-      <w:r>
-        <w:rPr>
-          <w:rFonts w:ascii="Arial" w:eastAsia="Arial" w:hAnsi="Arial" w:cs="Arial"/>
-          <w:rtl/>
-        </w:rPr>
-        <w:t>תקלות</w:t>
-      </w:r>
-      <w:proofErr w:type="spellEnd"/>
-      <w:r>
-        <w:rPr>
-          <w:rFonts w:ascii="Arial" w:eastAsia="Arial" w:hAnsi="Arial" w:cs="Arial"/>
-          <w:rtl/>
-        </w:rPr>
-        <w:t xml:space="preserve"> </w:t>
-      </w:r>
-      <w:proofErr w:type="spellStart"/>
-      <w:r>
-        <w:rPr>
-          <w:rFonts w:ascii="Arial" w:eastAsia="Arial" w:hAnsi="Arial" w:cs="Arial"/>
-          <w:rtl/>
-        </w:rPr>
-        <w:t>נפוצות</w:t>
-      </w:r>
-      <w:proofErr w:type="spellEnd"/>
+        <w:t>. תקלות נפוצות</w:t>
+      </w:r>
     </w:p>
     <w:p>
       <w:pPr>
@@ -7090,48 +3193,13 @@
                 <w:rtl/>
               </w:rPr>
             </w:pPr>
-            <w:proofErr w:type="spellStart"/>
             <w:r>
               <w:rPr>
                 <w:b/>
                 <w:rtl/>
               </w:rPr>
-              <w:lastRenderedPageBreak/>
-              <w:t>מה</w:t>
+              <w:t>מה אפשר לעשות</w:t>
             </w:r>
-            <w:proofErr w:type="spellEnd"/>
-            <w:r>
-              <w:rPr>
-                <w:b/>
-                <w:rtl/>
-              </w:rPr>
-              <w:t xml:space="preserve"> </w:t>
-            </w:r>
-            <w:proofErr w:type="spellStart"/>
-            <w:r>
-              <w:rPr>
-                <w:b/>
-                <w:rtl/>
-              </w:rPr>
-              <w:t>אפשר</w:t>
-            </w:r>
-            <w:proofErr w:type="spellEnd"/>
-            <w:r>
-              <w:rPr>
-                <w:b/>
-                <w:rtl/>
-              </w:rPr>
-              <w:t xml:space="preserve"> </w:t>
-            </w:r>
-            <w:proofErr w:type="spellStart"/>
-            <w:r>
-              <w:rPr>
-                <w:b/>
-                <w:rtl/>
-              </w:rPr>
-              <w:t>לעשות</w:t>
-            </w:r>
-            <w:proofErr w:type="spellEnd"/>
           </w:p>
         </w:tc>
         <w:tc>
@@ -7144,7 +3212,6 @@
             <w:pPr>
               <w:bidi/>
             </w:pPr>
-            <w:proofErr w:type="spellStart"/>
             <w:r>
               <w:rPr>
                 <w:b/>
@@ -7152,7 +3219,6 @@
               </w:rPr>
               <w:t>בעיה</w:t>
             </w:r>
-            <w:proofErr w:type="spellEnd"/>
           </w:p>
         </w:tc>
       </w:tr>
@@ -7172,70 +3238,12 @@
                 <w:rtl/>
               </w:rPr>
             </w:pPr>
-            <w:proofErr w:type="spellStart"/>
             <w:r>
               <w:rPr>
                 <w:rtl/>
               </w:rPr>
-              <w:t>בדקו</w:t>
+              <w:t>בדקו שהאימייל והסיסמה הוקלדו נכון</w:t>
             </w:r>
-            <w:proofErr w:type="spellEnd"/>
-            <w:r>
-              <w:rPr>
-                <w:rtl/>
-              </w:rPr>
-              <w:t xml:space="preserve"> </w:t>
-            </w:r>
-            <w:proofErr w:type="spellStart"/>
-            <w:r>
-              <w:rPr>
-                <w:rtl/>
-              </w:rPr>
-              <w:t>שהאימייל</w:t>
-            </w:r>
-            <w:proofErr w:type="spellEnd"/>
-            <w:r>
-              <w:rPr>
-                <w:rtl/>
-              </w:rPr>
-              <w:t xml:space="preserve"> </w:t>
-            </w:r>
-            <w:proofErr w:type="spellStart"/>
-            <w:r>
-              <w:rPr>
-                <w:rtl/>
-              </w:rPr>
-              <w:t>והסיסמה</w:t>
-            </w:r>
-            <w:proofErr w:type="spellEnd"/>
-            <w:r>
-              <w:rPr>
-                <w:rtl/>
-              </w:rPr>
-              <w:t xml:space="preserve"> </w:t>
-            </w:r>
-            <w:proofErr w:type="spellStart"/>
-            <w:r>
-              <w:rPr>
-                <w:rtl/>
-              </w:rPr>
-              <w:t>הוקלדו</w:t>
-            </w:r>
-            <w:proofErr w:type="spellEnd"/>
-            <w:r>
-              <w:rPr>
-                <w:rtl/>
-              </w:rPr>
-              <w:t xml:space="preserve"> </w:t>
-            </w:r>
-            <w:proofErr w:type="spellStart"/>
-            <w:r>
-              <w:rPr>
-                <w:rtl/>
-              </w:rPr>
-              <w:t>נכון</w:t>
-            </w:r>
-            <w:proofErr w:type="spellEnd"/>
           </w:p>
         </w:tc>
         <w:tc>
@@ -7247,42 +3255,12 @@
             <w:pPr>
               <w:bidi/>
             </w:pPr>
-            <w:proofErr w:type="spellStart"/>
             <w:r>
               <w:rPr>
                 <w:rtl/>
               </w:rPr>
-              <w:t>לא</w:t>
+              <w:t>לא מצליחים להתחבר</w:t>
             </w:r>
-            <w:proofErr w:type="spellEnd"/>
-            <w:r>
-              <w:rPr>
-                <w:rtl/>
-              </w:rPr>
-              <w:t xml:space="preserve"> </w:t>
-            </w:r>
-            <w:proofErr w:type="spellStart"/>
-            <w:r>
-              <w:rPr>
-                <w:rtl/>
-              </w:rPr>
-              <w:t>מצליחים</w:t>
-            </w:r>
-            <w:proofErr w:type="spellEnd"/>
-            <w:r>
-              <w:rPr>
-                <w:rtl/>
-              </w:rPr>
-              <w:t xml:space="preserve"> </w:t>
-            </w:r>
-            <w:proofErr w:type="spellStart"/>
-            <w:r>
-              <w:rPr>
-                <w:rtl/>
-              </w:rPr>
-              <w:t>להתחבר</w:t>
-            </w:r>
-            <w:proofErr w:type="spellEnd"/>
           </w:p>
         </w:tc>
       </w:tr>
@@ -7302,112 +3280,12 @@
                 <w:rtl/>
               </w:rPr>
             </w:pPr>
-            <w:proofErr w:type="spellStart"/>
             <w:r>
               <w:rPr>
                 <w:rtl/>
               </w:rPr>
-              <w:t>ודאו</w:t>
+              <w:t>ודאו שהיא כוללת לפחות 8 תווים, אות גדולה ומספר</w:t>
             </w:r>
-            <w:proofErr w:type="spellEnd"/>
-            <w:r>
-              <w:rPr>
-                <w:rtl/>
-              </w:rPr>
-              <w:t xml:space="preserve"> </w:t>
-            </w:r>
-            <w:proofErr w:type="spellStart"/>
-            <w:r>
-              <w:rPr>
-                <w:rtl/>
-              </w:rPr>
-              <w:t>שהיא</w:t>
-            </w:r>
-            <w:proofErr w:type="spellEnd"/>
-            <w:r>
-              <w:rPr>
-                <w:rtl/>
-              </w:rPr>
-              <w:t xml:space="preserve"> </w:t>
-            </w:r>
-            <w:proofErr w:type="spellStart"/>
-            <w:r>
-              <w:rPr>
-                <w:rtl/>
-              </w:rPr>
-              <w:t>כוללת</w:t>
-            </w:r>
-            <w:proofErr w:type="spellEnd"/>
-            <w:r>
-              <w:rPr>
-                <w:rtl/>
-              </w:rPr>
-              <w:t xml:space="preserve"> </w:t>
-            </w:r>
-            <w:proofErr w:type="spellStart"/>
-            <w:r>
-              <w:rPr>
-                <w:rtl/>
-              </w:rPr>
-              <w:t>לפחות</w:t>
-            </w:r>
-            <w:proofErr w:type="spellEnd"/>
-            <w:r>
-              <w:rPr>
-                <w:rtl/>
-              </w:rPr>
-              <w:t xml:space="preserve"> 8 </w:t>
-            </w:r>
-            <w:proofErr w:type="spellStart"/>
-            <w:r>
-              <w:rPr>
-                <w:rtl/>
-              </w:rPr>
-              <w:t>תווים</w:t>
-            </w:r>
-            <w:proofErr w:type="spellEnd"/>
-            <w:r>
-              <w:rPr>
-                <w:rtl/>
-              </w:rPr>
-              <w:t xml:space="preserve">, </w:t>
-            </w:r>
-            <w:proofErr w:type="spellStart"/>
-            <w:r>
-              <w:rPr>
-                <w:rtl/>
-              </w:rPr>
-              <w:t>אות</w:t>
-            </w:r>
-            <w:proofErr w:type="spellEnd"/>
-            <w:r>
-              <w:rPr>
-                <w:rtl/>
-              </w:rPr>
-              <w:t xml:space="preserve"> </w:t>
-            </w:r>
-            <w:proofErr w:type="spellStart"/>
-            <w:r>
-              <w:rPr>
-                <w:rtl/>
-              </w:rPr>
-              <w:t>גדולה</w:t>
-            </w:r>
-            <w:proofErr w:type="spellEnd"/>
-            <w:r>
-              <w:rPr>
-                <w:rtl/>
-              </w:rPr>
-              <w:t xml:space="preserve"> </w:t>
-            </w:r>
-            <w:proofErr w:type="spellStart"/>
-            <w:r>
-              <w:rPr>
-                <w:rtl/>
-              </w:rPr>
-              <w:t>ומספר</w:t>
-            </w:r>
-            <w:proofErr w:type="spellEnd"/>
           </w:p>
         </w:tc>
         <w:tc>
@@ -7419,56 +3297,12 @@
             <w:pPr>
               <w:bidi/>
             </w:pPr>
-            <w:proofErr w:type="spellStart"/>
             <w:r>
               <w:rPr>
                 <w:rtl/>
               </w:rPr>
-              <w:t>הסיסמה</w:t>
+              <w:t>הסיסמה בהרשמה לא מתקבלת</w:t>
             </w:r>
-            <w:proofErr w:type="spellEnd"/>
-            <w:r>
-              <w:rPr>
-                <w:rtl/>
-              </w:rPr>
-              <w:t xml:space="preserve"> </w:t>
-            </w:r>
-            <w:proofErr w:type="spellStart"/>
-            <w:r>
-              <w:rPr>
-                <w:rtl/>
-              </w:rPr>
-              <w:t>בהרשמה</w:t>
-            </w:r>
-            <w:proofErr w:type="spellEnd"/>
-            <w:r>
-              <w:rPr>
-                <w:rtl/>
-              </w:rPr>
-              <w:t xml:space="preserve"> </w:t>
-            </w:r>
-            <w:proofErr w:type="spellStart"/>
-            <w:r>
-              <w:rPr>
-                <w:rtl/>
-              </w:rPr>
-              <w:t>לא</w:t>
-            </w:r>
-            <w:proofErr w:type="spellEnd"/>
-            <w:r>
-              <w:rPr>
-                <w:rtl/>
-              </w:rPr>
-              <w:t xml:space="preserve"> </w:t>
-            </w:r>
-            <w:proofErr w:type="spellStart"/>
-            <w:r>
-              <w:rPr>
-                <w:rtl/>
-              </w:rPr>
-              <w:t>מתקבלת</w:t>
-            </w:r>
-            <w:proofErr w:type="spellEnd"/>
           </w:p>
         </w:tc>
       </w:tr>
@@ -7488,98 +3322,12 @@
                 <w:rtl/>
               </w:rPr>
             </w:pPr>
-            <w:proofErr w:type="spellStart"/>
             <w:r>
               <w:rPr>
                 <w:rtl/>
               </w:rPr>
-              <w:t>נסו</w:t>
+              <w:t>נסו להסיר מסננים או להגדיל רדיוס חיפוש</w:t>
             </w:r>
-            <w:proofErr w:type="spellEnd"/>
-            <w:r>
-              <w:rPr>
-                <w:rtl/>
-              </w:rPr>
-              <w:t xml:space="preserve"> </w:t>
-            </w:r>
-            <w:proofErr w:type="spellStart"/>
-            <w:r>
-              <w:rPr>
-                <w:rtl/>
-              </w:rPr>
-              <w:t>להסיר</w:t>
-            </w:r>
-            <w:proofErr w:type="spellEnd"/>
-            <w:r>
-              <w:rPr>
-                <w:rtl/>
-              </w:rPr>
-              <w:t xml:space="preserve"> </w:t>
-            </w:r>
-            <w:proofErr w:type="spellStart"/>
-            <w:r>
-              <w:rPr>
-                <w:rtl/>
-              </w:rPr>
-              <w:t>מסננים</w:t>
-            </w:r>
-            <w:proofErr w:type="spellEnd"/>
-            <w:r>
-              <w:rPr>
-                <w:rtl/>
-              </w:rPr>
-              <w:t xml:space="preserve"> </w:t>
-            </w:r>
-            <w:proofErr w:type="spellStart"/>
-            <w:r>
-              <w:rPr>
-                <w:rtl/>
-              </w:rPr>
-              <w:t>או</w:t>
-            </w:r>
-            <w:proofErr w:type="spellEnd"/>
-            <w:r>
-              <w:rPr>
-                <w:rtl/>
-              </w:rPr>
-              <w:t xml:space="preserve"> </w:t>
-            </w:r>
-            <w:proofErr w:type="spellStart"/>
-            <w:r>
-              <w:rPr>
-                <w:rtl/>
-              </w:rPr>
-              <w:t>להגדיל</w:t>
-            </w:r>
-            <w:proofErr w:type="spellEnd"/>
-            <w:r>
-              <w:rPr>
-                <w:rtl/>
-              </w:rPr>
-              <w:t xml:space="preserve"> </w:t>
-            </w:r>
-            <w:proofErr w:type="spellStart"/>
-            <w:r>
-              <w:rPr>
-                <w:rtl/>
-              </w:rPr>
-              <w:t>רדיוס</w:t>
-            </w:r>
-            <w:proofErr w:type="spellEnd"/>
-            <w:r>
-              <w:rPr>
-                <w:rtl/>
-              </w:rPr>
-              <w:t xml:space="preserve"> </w:t>
-            </w:r>
-            <w:proofErr w:type="spellStart"/>
-            <w:r>
-              <w:rPr>
-                <w:rtl/>
-              </w:rPr>
-              <w:t>חיפוש</w:t>
-            </w:r>
-            <w:proofErr w:type="spellEnd"/>
           </w:p>
         </w:tc>
         <w:tc>
@@ -7591,42 +3339,12 @@
             <w:pPr>
               <w:bidi/>
             </w:pPr>
-            <w:proofErr w:type="spellStart"/>
             <w:r>
               <w:rPr>
                 <w:rtl/>
               </w:rPr>
-              <w:t>לא</w:t>
+              <w:t>לא מופיעים מקומות</w:t>
             </w:r>
-            <w:proofErr w:type="spellEnd"/>
-            <w:r>
-              <w:rPr>
-                <w:rtl/>
-              </w:rPr>
-              <w:t xml:space="preserve"> </w:t>
-            </w:r>
-            <w:proofErr w:type="spellStart"/>
-            <w:r>
-              <w:rPr>
-                <w:rtl/>
-              </w:rPr>
-              <w:t>מופיעים</w:t>
-            </w:r>
-            <w:proofErr w:type="spellEnd"/>
-            <w:r>
-              <w:rPr>
-                <w:rtl/>
-              </w:rPr>
-              <w:t xml:space="preserve"> </w:t>
-            </w:r>
-            <w:proofErr w:type="spellStart"/>
-            <w:r>
-              <w:rPr>
-                <w:rtl/>
-              </w:rPr>
-              <w:t>מקומות</w:t>
-            </w:r>
-            <w:proofErr w:type="spellEnd"/>
           </w:p>
         </w:tc>
       </w:tr>
@@ -7646,70 +3364,12 @@
                 <w:rtl/>
               </w:rPr>
             </w:pPr>
-            <w:proofErr w:type="spellStart"/>
             <w:r>
               <w:rPr>
                 <w:rtl/>
               </w:rPr>
-              <w:t>בדקו</w:t>
+              <w:t>בדקו שעות אחרות בתחזית העומס</w:t>
             </w:r>
-            <w:proofErr w:type="spellEnd"/>
-            <w:r>
-              <w:rPr>
-                <w:rtl/>
-              </w:rPr>
-              <w:t xml:space="preserve"> </w:t>
-            </w:r>
-            <w:proofErr w:type="spellStart"/>
-            <w:r>
-              <w:rPr>
-                <w:rtl/>
-              </w:rPr>
-              <w:t>שעות</w:t>
-            </w:r>
-            <w:proofErr w:type="spellEnd"/>
-            <w:r>
-              <w:rPr>
-                <w:rtl/>
-              </w:rPr>
-              <w:t xml:space="preserve"> </w:t>
-            </w:r>
-            <w:proofErr w:type="spellStart"/>
-            <w:r>
-              <w:rPr>
-                <w:rtl/>
-              </w:rPr>
-              <w:t>אחרות</w:t>
-            </w:r>
-            <w:proofErr w:type="spellEnd"/>
-            <w:r>
-              <w:rPr>
-                <w:rtl/>
-              </w:rPr>
-              <w:t xml:space="preserve"> </w:t>
-            </w:r>
-            <w:proofErr w:type="spellStart"/>
-            <w:r>
-              <w:rPr>
-                <w:rtl/>
-              </w:rPr>
-              <w:t>בתחזית</w:t>
-            </w:r>
-            <w:proofErr w:type="spellEnd"/>
-            <w:r>
-              <w:rPr>
-                <w:rtl/>
-              </w:rPr>
-              <w:t xml:space="preserve"> </w:t>
-            </w:r>
-            <w:proofErr w:type="spellStart"/>
-            <w:r>
-              <w:rPr>
-                <w:rtl/>
-              </w:rPr>
-              <w:t>העומס</w:t>
-            </w:r>
-            <w:proofErr w:type="spellEnd"/>
           </w:p>
         </w:tc>
         <w:tc>
@@ -7721,42 +3381,12 @@
             <w:pPr>
               <w:bidi/>
             </w:pPr>
-            <w:proofErr w:type="spellStart"/>
             <w:r>
               <w:rPr>
                 <w:rtl/>
               </w:rPr>
-              <w:t>המקום</w:t>
+              <w:t>המקום עמוס מדי</w:t>
             </w:r>
-            <w:proofErr w:type="spellEnd"/>
-            <w:r>
-              <w:rPr>
-                <w:rtl/>
-              </w:rPr>
-              <w:t xml:space="preserve"> </w:t>
-            </w:r>
-            <w:proofErr w:type="spellStart"/>
-            <w:r>
-              <w:rPr>
-                <w:rtl/>
-              </w:rPr>
-              <w:t>עמוס</w:t>
-            </w:r>
-            <w:proofErr w:type="spellEnd"/>
-            <w:r>
-              <w:rPr>
-                <w:rtl/>
-              </w:rPr>
-              <w:t xml:space="preserve"> </w:t>
-            </w:r>
-            <w:proofErr w:type="spellStart"/>
-            <w:r>
-              <w:rPr>
-                <w:rtl/>
-              </w:rPr>
-              <w:t>מדי</w:t>
-            </w:r>
-            <w:proofErr w:type="spellEnd"/>
           </w:p>
         </w:tc>
       </w:tr>
@@ -7776,70 +3406,12 @@
                 <w:rtl/>
               </w:rPr>
             </w:pPr>
-            <w:proofErr w:type="spellStart"/>
             <w:r>
               <w:rPr>
                 <w:rtl/>
               </w:rPr>
-              <w:t>נסו</w:t>
+              <w:t>נסו שוב לאחר כמה רגעים</w:t>
             </w:r>
-            <w:proofErr w:type="spellEnd"/>
-            <w:r>
-              <w:rPr>
-                <w:rtl/>
-              </w:rPr>
-              <w:t xml:space="preserve"> </w:t>
-            </w:r>
-            <w:proofErr w:type="spellStart"/>
-            <w:r>
-              <w:rPr>
-                <w:rtl/>
-              </w:rPr>
-              <w:t>שוב</w:t>
-            </w:r>
-            <w:proofErr w:type="spellEnd"/>
-            <w:r>
-              <w:rPr>
-                <w:rtl/>
-              </w:rPr>
-              <w:t xml:space="preserve"> </w:t>
-            </w:r>
-            <w:proofErr w:type="spellStart"/>
-            <w:r>
-              <w:rPr>
-                <w:rtl/>
-              </w:rPr>
-              <w:t>לאחר</w:t>
-            </w:r>
-            <w:proofErr w:type="spellEnd"/>
-            <w:r>
-              <w:rPr>
-                <w:rtl/>
-              </w:rPr>
-              <w:t xml:space="preserve"> </w:t>
-            </w:r>
-            <w:proofErr w:type="spellStart"/>
-            <w:r>
-              <w:rPr>
-                <w:rtl/>
-              </w:rPr>
-              <w:t>כמה</w:t>
-            </w:r>
-            <w:proofErr w:type="spellEnd"/>
-            <w:r>
-              <w:rPr>
-                <w:rtl/>
-              </w:rPr>
-              <w:t xml:space="preserve"> </w:t>
-            </w:r>
-            <w:proofErr w:type="spellStart"/>
-            <w:r>
-              <w:rPr>
-                <w:rtl/>
-              </w:rPr>
-              <w:t>רגעים</w:t>
-            </w:r>
-            <w:proofErr w:type="spellEnd"/>
           </w:p>
         </w:tc>
         <w:tc>
@@ -7851,42 +3423,12 @@
             <w:pPr>
               <w:bidi/>
             </w:pPr>
-            <w:proofErr w:type="spellStart"/>
             <w:r>
               <w:rPr>
                 <w:rtl/>
               </w:rPr>
-              <w:t>הדיווח</w:t>
+              <w:t>הדיווח לא נשלח</w:t>
             </w:r>
-            <w:proofErr w:type="spellEnd"/>
-            <w:r>
-              <w:rPr>
-                <w:rtl/>
-              </w:rPr>
-              <w:t xml:space="preserve"> </w:t>
-            </w:r>
-            <w:proofErr w:type="spellStart"/>
-            <w:r>
-              <w:rPr>
-                <w:rtl/>
-              </w:rPr>
-              <w:t>לא</w:t>
-            </w:r>
-            <w:proofErr w:type="spellEnd"/>
-            <w:r>
-              <w:rPr>
-                <w:rtl/>
-              </w:rPr>
-              <w:t xml:space="preserve"> </w:t>
-            </w:r>
-            <w:proofErr w:type="spellStart"/>
-            <w:r>
-              <w:rPr>
-                <w:rtl/>
-              </w:rPr>
-              <w:t>נשלח</w:t>
-            </w:r>
-            <w:proofErr w:type="spellEnd"/>
           </w:p>
         </w:tc>
       </w:tr>
@@ -7906,70 +3448,12 @@
                 <w:rtl/>
               </w:rPr>
             </w:pPr>
-            <w:proofErr w:type="spellStart"/>
             <w:r>
               <w:rPr>
                 <w:rtl/>
               </w:rPr>
-              <w:t>הכפתור</w:t>
+              <w:t>הכפתור מופיע רק למנהלי מערכת</w:t>
             </w:r>
-            <w:proofErr w:type="spellEnd"/>
-            <w:r>
-              <w:rPr>
-                <w:rtl/>
-              </w:rPr>
-              <w:t xml:space="preserve"> </w:t>
-            </w:r>
-            <w:proofErr w:type="spellStart"/>
-            <w:r>
-              <w:rPr>
-                <w:rtl/>
-              </w:rPr>
-              <w:t>מופיע</w:t>
-            </w:r>
-            <w:proofErr w:type="spellEnd"/>
-            <w:r>
-              <w:rPr>
-                <w:rtl/>
-              </w:rPr>
-              <w:t xml:space="preserve"> </w:t>
-            </w:r>
-            <w:proofErr w:type="spellStart"/>
-            <w:r>
-              <w:rPr>
-                <w:rtl/>
-              </w:rPr>
-              <w:t>רק</w:t>
-            </w:r>
-            <w:proofErr w:type="spellEnd"/>
-            <w:r>
-              <w:rPr>
-                <w:rtl/>
-              </w:rPr>
-              <w:t xml:space="preserve"> </w:t>
-            </w:r>
-            <w:proofErr w:type="spellStart"/>
-            <w:r>
-              <w:rPr>
-                <w:rtl/>
-              </w:rPr>
-              <w:t>למנהלי</w:t>
-            </w:r>
-            <w:proofErr w:type="spellEnd"/>
-            <w:r>
-              <w:rPr>
-                <w:rtl/>
-              </w:rPr>
-              <w:t xml:space="preserve"> </w:t>
-            </w:r>
-            <w:proofErr w:type="spellStart"/>
-            <w:r>
-              <w:rPr>
-                <w:rtl/>
-              </w:rPr>
-              <w:t>מערכת</w:t>
-            </w:r>
-            <w:proofErr w:type="spellEnd"/>
           </w:p>
         </w:tc>
         <w:tc>
@@ -7981,61 +3465,11 @@
             <w:pPr>
               <w:bidi/>
             </w:pPr>
-            <w:proofErr w:type="spellStart"/>
             <w:r>
               <w:rPr>
                 <w:rtl/>
               </w:rPr>
-              <w:t>לא</w:t>
-            </w:r>
-            <w:proofErr w:type="spellEnd"/>
-            <w:r>
-              <w:rPr>
-                <w:rtl/>
-              </w:rPr>
-              <w:t xml:space="preserve"> </w:t>
-            </w:r>
-            <w:proofErr w:type="spellStart"/>
-            <w:r>
-              <w:rPr>
-                <w:rtl/>
-              </w:rPr>
-              <w:t>רואים</w:t>
-            </w:r>
-            <w:proofErr w:type="spellEnd"/>
-            <w:r>
-              <w:rPr>
-                <w:rtl/>
-              </w:rPr>
-              <w:t xml:space="preserve"> </w:t>
-            </w:r>
-            <w:proofErr w:type="spellStart"/>
-            <w:r>
-              <w:rPr>
-                <w:rtl/>
-              </w:rPr>
-              <w:t>כפתור</w:t>
-            </w:r>
-            <w:proofErr w:type="spellEnd"/>
-            <w:r>
-              <w:rPr>
-                <w:rtl/>
-              </w:rPr>
-              <w:t xml:space="preserve"> "</w:t>
-            </w:r>
-            <w:proofErr w:type="spellStart"/>
-            <w:r>
-              <w:rPr>
-                <w:rtl/>
-              </w:rPr>
-              <w:t>הוספת</w:t>
-            </w:r>
-            <w:proofErr w:type="spellEnd"/>
-            <w:r>
-              <w:rPr>
-                <w:rtl/>
-              </w:rPr>
-              <w:t xml:space="preserve"> מתחם"</w:t>
+              <w:t>לא רואים כפתור "הוספת מתחם"</w:t>
             </w:r>
           </w:p>
         </w:tc>
